--- a/client/frontend flow.docx
+++ b/client/frontend flow.docx
@@ -1,7 +1,183 @@
 
 <file path=word/document.xml><?xml version="1.0" encoding="utf-8"?>
-<w:document xmlns:wpc="http://schemas.microsoft.com/office/word/2010/wordprocessingCanvas" xmlns:cx="http://schemas.microsoft.com/office/drawing/2014/chartex" xmlns:cx1="http://schemas.microsoft.com/office/drawing/2015/9/8/chartex" xmlns:mc="http://schemas.openxmlformats.org/markup-compatibility/2006" xmlns:o="urn:schemas-microsoft-com:office:office" xmlns:r="http://schemas.openxmlformats.org/officeDocument/2006/relationships" xmlns:m="http://schemas.openxmlformats.org/officeDocument/2006/math" xmlns:v="urn:schemas-microsoft-com:vml" xmlns:wp14="http://schemas.microsoft.com/office/word/2010/wordprocessingDrawing" xmlns:wp="http://schemas.openxmlformats.org/drawingml/2006/wordprocessingDrawing" xmlns:w10="urn:schemas-microsoft-com:office:word" xmlns:w="http://schemas.openxmlformats.org/wordprocessingml/2006/main" xmlns:w14="http://schemas.microsoft.com/office/word/2010/wordml" xmlns:w15="http://schemas.microsoft.com/office/word/2012/wordml" xmlns:w16se="http://schemas.microsoft.com/office/word/2015/wordml/symex" xmlns:wpg="http://schemas.microsoft.com/office/word/2010/wordprocessingGroup" xmlns:wpi="http://schemas.microsoft.com/office/word/2010/wordprocessingInk" xmlns:wne="http://schemas.microsoft.com/office/word/2006/wordml" xmlns:wps="http://schemas.microsoft.com/office/word/2010/wordprocessingShape" mc:Ignorable="w14 w15 w16se wp14">
+<w:document xmlns:wpc="http://schemas.microsoft.com/office/word/2010/wordprocessingCanvas" xmlns:cx="http://schemas.microsoft.com/office/drawing/2014/chartex" xmlns:mc="http://schemas.openxmlformats.org/markup-compatibility/2006" xmlns:o="urn:schemas-microsoft-com:office:office" xmlns:r="http://schemas.openxmlformats.org/officeDocument/2006/relationships" xmlns:m="http://schemas.openxmlformats.org/officeDocument/2006/math" xmlns:v="urn:schemas-microsoft-com:vml" xmlns:wp14="http://schemas.microsoft.com/office/word/2010/wordprocessingDrawing" xmlns:wp="http://schemas.openxmlformats.org/drawingml/2006/wordprocessingDrawing" xmlns:w10="urn:schemas-microsoft-com:office:word" xmlns:w="http://schemas.openxmlformats.org/wordprocessingml/2006/main" xmlns:w14="http://schemas.microsoft.com/office/word/2010/wordml" xmlns:w15="http://schemas.microsoft.com/office/word/2012/wordml" xmlns:w16se="http://schemas.microsoft.com/office/word/2015/wordml/symex" xmlns:wpg="http://schemas.microsoft.com/office/word/2010/wordprocessingGroup" xmlns:wpi="http://schemas.microsoft.com/office/word/2010/wordprocessingInk" xmlns:wne="http://schemas.microsoft.com/office/word/2006/wordml" xmlns:wps="http://schemas.microsoft.com/office/word/2010/wordprocessingShape" mc:Ignorable="w14 w15 w16se wp14">
   <w:body>
+    <w:p>
+      <w:pPr>
+        <w:pStyle w:val="Heading2"/>
+      </w:pPr>
+      <w:r>
+        <w:t>FINAL REGISTER FRONTEND FLOW</w:t>
+      </w:r>
+    </w:p>
+    <w:p>
+      <w:pPr>
+        <w:pStyle w:val="HTMLPreformatted"/>
+      </w:pPr>
+      <w:r>
+        <w:t>1. render form (username, email, password, confirm password)</w:t>
+      </w:r>
+      <w:r>
+        <w:br/>
+      </w:r>
+      <w:r>
+        <w:br/>
+        <w:t>2. user enters data</w:t>
+      </w:r>
+      <w:r>
+        <w:br/>
+      </w:r>
+      <w:r>
+        <w:br/>
+        <w:t>3. on submit:</w:t>
+      </w:r>
+      <w:r>
+        <w:br/>
+        <w:t xml:space="preserve">   - prevent default reload</w:t>
+      </w:r>
+      <w:r>
+        <w:br/>
+        <w:t xml:space="preserve">   - validate:</w:t>
+      </w:r>
+      <w:r>
+        <w:br/>
+        <w:t xml:space="preserve">        → all fields present</w:t>
+      </w:r>
+      <w:r>
+        <w:br/>
+        <w:t xml:space="preserve">        → password === confirm password</w:t>
+      </w:r>
+      <w:r>
+        <w:br/>
+      </w:r>
+      <w:r>
+        <w:br/>
+        <w:t>4. if validation fails:</w:t>
+      </w:r>
+      <w:r>
+        <w:br/>
+        <w:t xml:space="preserve">   → show error (no API call)</w:t>
+      </w:r>
+      <w:r>
+        <w:br/>
+      </w:r>
+      <w:r>
+        <w:br/>
+        <w:t>5. if valid:</w:t>
+      </w:r>
+      <w:r>
+        <w:br/>
+        <w:t xml:space="preserve">   → send API request (</w:t>
+      </w:r>
+      <w:proofErr w:type="spellStart"/>
+      <w:r>
+        <w:t>axios</w:t>
+      </w:r>
+      <w:proofErr w:type="spellEnd"/>
+      <w:r>
+        <w:t>)</w:t>
+      </w:r>
+      <w:r>
+        <w:br/>
+      </w:r>
+      <w:r>
+        <w:br/>
+        <w:t>6. backend responds:</w:t>
+      </w:r>
+      <w:r>
+        <w:br/>
+      </w:r>
+      <w:r>
+        <w:br/>
+        <w:t xml:space="preserve">   → if success:</w:t>
+      </w:r>
+      <w:r>
+        <w:br/>
+        <w:t xml:space="preserve">        navigate("/login")</w:t>
+      </w:r>
+      <w:r>
+        <w:br/>
+      </w:r>
+      <w:r>
+        <w:br/>
+        <w:t xml:space="preserve">   → if error:</w:t>
+      </w:r>
+      <w:r>
+        <w:br/>
+        <w:t xml:space="preserve">        show error message</w:t>
+      </w:r>
+      <w:r>
+        <w:br/>
+      </w:r>
+      <w:r>
+        <w:br/>
+        <w:t>7. optionally:</w:t>
+      </w:r>
+      <w:r>
+        <w:br/>
+        <w:t xml:space="preserve">   → manage loading state (disable button)</w:t>
+      </w:r>
+    </w:p>
+    <w:p>
+      <w:pPr>
+        <w:pStyle w:val="HTMLPreformatted"/>
+      </w:pPr>
+      <w:r>
+        <w:t>UI (form)</w:t>
+      </w:r>
+      <w:r>
+        <w:br/>
+        <w:t>↓</w:t>
+      </w:r>
+      <w:r>
+        <w:br/>
+        <w:t>user input</w:t>
+      </w:r>
+      <w:r>
+        <w:br/>
+        <w:t>↓</w:t>
+      </w:r>
+      <w:r>
+        <w:br/>
+        <w:t>refs read values</w:t>
+      </w:r>
+      <w:r>
+        <w:br/>
+        <w:t>↓</w:t>
+      </w:r>
+      <w:r>
+        <w:br/>
+      </w:r>
+      <w:proofErr w:type="spellStart"/>
+      <w:r>
+        <w:t>handleSubmit</w:t>
+      </w:r>
+      <w:proofErr w:type="spellEnd"/>
+      <w:r>
+        <w:br/>
+        <w:t>↓</w:t>
+      </w:r>
+      <w:r>
+        <w:br/>
+        <w:t>API call</w:t>
+      </w:r>
+      <w:r>
+        <w:br/>
+        <w:t>↓</w:t>
+      </w:r>
+      <w:r>
+        <w:br/>
+        <w:t>backend response</w:t>
+      </w:r>
+      <w:r>
+        <w:br/>
+        <w:t>↓</w:t>
+      </w:r>
+      <w:r>
+        <w:br/>
+        <w:t>navigate</w:t>
+      </w:r>
+    </w:p>
     <w:p>
       <w:pPr>
         <w:spacing w:before="100" w:beforeAutospacing="1" w:after="100" w:afterAutospacing="1" w:line="240" w:lineRule="auto"/>
@@ -45,6 +221,11 @@
     </w:p>
     <w:p>
       <w:pPr>
+        <w:pStyle w:val="ListParagraph"/>
+        <w:numPr>
+          <w:ilvl w:val="0"/>
+          <w:numId w:val="1"/>
+        </w:numPr>
         <w:tabs>
           <w:tab w:val="left" w:pos="916"/>
           <w:tab w:val="left" w:pos="1832"/>
@@ -76,214 +257,115 @@
           <w:sz w:val="20"/>
           <w:szCs w:val="20"/>
         </w:rPr>
-        <w:t xml:space="preserve">1. </w:t>
-      </w:r>
-      <w:proofErr w:type="gramStart"/>
-      <w:r>
-        <w:rPr>
-          <w:rFonts w:ascii="Courier New" w:eastAsia="Times New Roman" w:hAnsi="Courier New" w:cs="Courier New"/>
-          <w:sz w:val="20"/>
-          <w:szCs w:val="20"/>
-        </w:rPr>
-        <w:t>user</w:t>
-      </w:r>
-      <w:proofErr w:type="gramEnd"/>
-      <w:r>
-        <w:rPr>
-          <w:rFonts w:ascii="Courier New" w:eastAsia="Times New Roman" w:hAnsi="Courier New" w:cs="Courier New"/>
-          <w:sz w:val="20"/>
-          <w:szCs w:val="20"/>
-        </w:rPr>
-        <w:t xml:space="preserve"> enters email + password</w:t>
-      </w:r>
-      <w:r>
-        <w:rPr>
-          <w:rFonts w:ascii="Courier New" w:eastAsia="Times New Roman" w:hAnsi="Courier New" w:cs="Courier New"/>
-          <w:sz w:val="20"/>
-          <w:szCs w:val="20"/>
-        </w:rPr>
-        <w:br/>
-        <w:t xml:space="preserve">2. </w:t>
-      </w:r>
-      <w:proofErr w:type="gramStart"/>
-      <w:r>
-        <w:rPr>
-          <w:rFonts w:ascii="Courier New" w:eastAsia="Times New Roman" w:hAnsi="Courier New" w:cs="Courier New"/>
-          <w:sz w:val="20"/>
-          <w:szCs w:val="20"/>
-        </w:rPr>
-        <w:t>click</w:t>
-      </w:r>
-      <w:proofErr w:type="gramEnd"/>
-      <w:r>
-        <w:rPr>
-          <w:rFonts w:ascii="Courier New" w:eastAsia="Times New Roman" w:hAnsi="Courier New" w:cs="Courier New"/>
-          <w:sz w:val="20"/>
-          <w:szCs w:val="20"/>
-        </w:rPr>
-        <w:t xml:space="preserve"> login button</w:t>
-      </w:r>
-      <w:r>
-        <w:rPr>
-          <w:rFonts w:ascii="Courier New" w:eastAsia="Times New Roman" w:hAnsi="Courier New" w:cs="Courier New"/>
-          <w:sz w:val="20"/>
-          <w:szCs w:val="20"/>
-        </w:rPr>
-        <w:br/>
-        <w:t xml:space="preserve">3. </w:t>
-      </w:r>
-      <w:proofErr w:type="gramStart"/>
-      <w:r>
-        <w:rPr>
-          <w:rFonts w:ascii="Courier New" w:eastAsia="Times New Roman" w:hAnsi="Courier New" w:cs="Courier New"/>
-          <w:sz w:val="20"/>
-          <w:szCs w:val="20"/>
-        </w:rPr>
-        <w:t>send</w:t>
-      </w:r>
-      <w:proofErr w:type="gramEnd"/>
-      <w:r>
-        <w:rPr>
-          <w:rFonts w:ascii="Courier New" w:eastAsia="Times New Roman" w:hAnsi="Courier New" w:cs="Courier New"/>
-          <w:sz w:val="20"/>
-          <w:szCs w:val="20"/>
-        </w:rPr>
-        <w:t xml:space="preserve"> data to backend</w:t>
-      </w:r>
-      <w:r>
-        <w:rPr>
-          <w:rFonts w:ascii="Courier New" w:eastAsia="Times New Roman" w:hAnsi="Courier New" w:cs="Courier New"/>
-          <w:sz w:val="20"/>
-          <w:szCs w:val="20"/>
-        </w:rPr>
-        <w:br/>
-        <w:t xml:space="preserve">4. </w:t>
-      </w:r>
-      <w:proofErr w:type="gramStart"/>
-      <w:r>
-        <w:rPr>
-          <w:rFonts w:ascii="Courier New" w:eastAsia="Times New Roman" w:hAnsi="Courier New" w:cs="Courier New"/>
-          <w:sz w:val="20"/>
-          <w:szCs w:val="20"/>
-        </w:rPr>
-        <w:t>backend</w:t>
-      </w:r>
-      <w:proofErr w:type="gramEnd"/>
-      <w:r>
-        <w:rPr>
-          <w:rFonts w:ascii="Courier New" w:eastAsia="Times New Roman" w:hAnsi="Courier New" w:cs="Courier New"/>
-          <w:sz w:val="20"/>
-          <w:szCs w:val="20"/>
-        </w:rPr>
-        <w:t xml:space="preserve"> validates</w:t>
-      </w:r>
-      <w:r>
-        <w:rPr>
-          <w:rFonts w:ascii="Courier New" w:eastAsia="Times New Roman" w:hAnsi="Courier New" w:cs="Courier New"/>
-          <w:sz w:val="20"/>
-          <w:szCs w:val="20"/>
-        </w:rPr>
-        <w:br/>
-        <w:t xml:space="preserve">5. </w:t>
-      </w:r>
-      <w:proofErr w:type="gramStart"/>
-      <w:r>
-        <w:rPr>
-          <w:rFonts w:ascii="Courier New" w:eastAsia="Times New Roman" w:hAnsi="Courier New" w:cs="Courier New"/>
-          <w:sz w:val="20"/>
-          <w:szCs w:val="20"/>
-        </w:rPr>
-        <w:t>if</w:t>
-      </w:r>
-      <w:proofErr w:type="gramEnd"/>
-      <w:r>
-        <w:rPr>
-          <w:rFonts w:ascii="Courier New" w:eastAsia="Times New Roman" w:hAnsi="Courier New" w:cs="Courier New"/>
-          <w:sz w:val="20"/>
-          <w:szCs w:val="20"/>
-        </w:rPr>
-        <w:t xml:space="preserve"> success → save user globally</w:t>
-      </w:r>
-      <w:r>
-        <w:rPr>
-          <w:rFonts w:ascii="Courier New" w:eastAsia="Times New Roman" w:hAnsi="Courier New" w:cs="Courier New"/>
-          <w:sz w:val="20"/>
-          <w:szCs w:val="20"/>
-        </w:rPr>
-        <w:br/>
-        <w:t xml:space="preserve">6. </w:t>
-      </w:r>
-      <w:proofErr w:type="gramStart"/>
-      <w:r>
-        <w:rPr>
-          <w:rFonts w:ascii="Courier New" w:eastAsia="Times New Roman" w:hAnsi="Courier New" w:cs="Courier New"/>
-          <w:sz w:val="20"/>
-          <w:szCs w:val="20"/>
-        </w:rPr>
-        <w:t>redirect</w:t>
-      </w:r>
-      <w:proofErr w:type="gramEnd"/>
-      <w:r>
-        <w:rPr>
-          <w:rFonts w:ascii="Courier New" w:eastAsia="Times New Roman" w:hAnsi="Courier New" w:cs="Courier New"/>
-          <w:sz w:val="20"/>
-          <w:szCs w:val="20"/>
-        </w:rPr>
-        <w:t xml:space="preserve"> to homepage</w:t>
-      </w:r>
-      <w:r>
-        <w:rPr>
-          <w:rFonts w:ascii="Courier New" w:eastAsia="Times New Roman" w:hAnsi="Courier New" w:cs="Courier New"/>
-          <w:sz w:val="20"/>
-          <w:szCs w:val="20"/>
-        </w:rPr>
-        <w:br/>
-        <w:t xml:space="preserve">7. </w:t>
-      </w:r>
-      <w:proofErr w:type="gramStart"/>
-      <w:r>
-        <w:rPr>
-          <w:rFonts w:ascii="Courier New" w:eastAsia="Times New Roman" w:hAnsi="Courier New" w:cs="Courier New"/>
-          <w:sz w:val="20"/>
-          <w:szCs w:val="20"/>
-        </w:rPr>
-        <w:t>if</w:t>
-      </w:r>
-      <w:proofErr w:type="gramEnd"/>
-      <w:r>
-        <w:rPr>
-          <w:rFonts w:ascii="Courier New" w:eastAsia="Times New Roman" w:hAnsi="Courier New" w:cs="Courier New"/>
-          <w:sz w:val="20"/>
-          <w:szCs w:val="20"/>
-        </w:rPr>
-        <w:t xml:space="preserve"> error → show message</w:t>
-      </w:r>
-    </w:p>
-    <w:p>
-      <w:pPr>
-        <w:spacing w:before="100" w:beforeAutospacing="1" w:after="100" w:afterAutospacing="1" w:line="240" w:lineRule="auto"/>
-        <w:outlineLvl w:val="1"/>
-        <w:rPr>
-          <w:rFonts w:ascii="Times New Roman" w:eastAsia="Times New Roman" w:hAnsi="Times New Roman" w:cs="Times New Roman"/>
-          <w:b/>
-          <w:bCs/>
-          <w:sz w:val="36"/>
-          <w:szCs w:val="36"/>
-        </w:rPr>
-      </w:pPr>
-      <w:r>
-        <w:rPr>
-          <w:rFonts w:ascii="Times New Roman" w:eastAsia="Times New Roman" w:hAnsi="Times New Roman" w:cs="Times New Roman"/>
-          <w:b/>
-          <w:bCs/>
-          <w:sz w:val="36"/>
-          <w:szCs w:val="36"/>
-        </w:rPr>
-        <w:t>STEP 2: REGISTER FLOW</w:t>
-      </w:r>
-    </w:p>
-    <w:p>
-      <w:pPr>
+        <w:t>user enters email + password</w:t>
+      </w:r>
+      <w:r>
+        <w:rPr>
+          <w:rFonts w:ascii="Courier New" w:eastAsia="Times New Roman" w:hAnsi="Courier New" w:cs="Courier New"/>
+          <w:sz w:val="20"/>
+          <w:szCs w:val="20"/>
+        </w:rPr>
+        <w:br/>
+        <w:t>2. click login button</w:t>
+      </w:r>
+      <w:r>
+        <w:rPr>
+          <w:rFonts w:ascii="Courier New" w:eastAsia="Times New Roman" w:hAnsi="Courier New" w:cs="Courier New"/>
+          <w:sz w:val="20"/>
+          <w:szCs w:val="20"/>
+        </w:rPr>
+        <w:br/>
+        <w:t>3. send data to backend</w:t>
+      </w:r>
+      <w:r>
+        <w:rPr>
+          <w:rFonts w:ascii="Courier New" w:eastAsia="Times New Roman" w:hAnsi="Courier New" w:cs="Courier New"/>
+          <w:sz w:val="20"/>
+          <w:szCs w:val="20"/>
+        </w:rPr>
+        <w:br/>
+        <w:t>4. backend validates</w:t>
+      </w:r>
+      <w:r>
+        <w:rPr>
+          <w:rFonts w:ascii="Courier New" w:eastAsia="Times New Roman" w:hAnsi="Courier New" w:cs="Courier New"/>
+          <w:sz w:val="20"/>
+          <w:szCs w:val="20"/>
+        </w:rPr>
+        <w:br/>
+      </w:r>
+      <w:r>
+        <w:rPr>
+          <w:rFonts w:ascii="Courier New" w:eastAsia="Times New Roman" w:hAnsi="Courier New" w:cs="Courier New"/>
+          <w:sz w:val="20"/>
+          <w:szCs w:val="20"/>
+        </w:rPr>
+        <w:lastRenderedPageBreak/>
+        <w:t>5. if success → save user globally</w:t>
+      </w:r>
+      <w:r>
+        <w:rPr>
+          <w:rFonts w:ascii="Courier New" w:eastAsia="Times New Roman" w:hAnsi="Courier New" w:cs="Courier New"/>
+          <w:sz w:val="20"/>
+          <w:szCs w:val="20"/>
+        </w:rPr>
+        <w:br/>
+        <w:t>6. redirect to homepage</w:t>
+      </w:r>
+      <w:r>
+        <w:rPr>
+          <w:rFonts w:ascii="Courier New" w:eastAsia="Times New Roman" w:hAnsi="Courier New" w:cs="Courier New"/>
+          <w:sz w:val="20"/>
+          <w:szCs w:val="20"/>
+        </w:rPr>
+        <w:br/>
+        <w:t>7. if error → show message</w:t>
+      </w:r>
+    </w:p>
+    <w:p>
+      <w:pPr>
+        <w:pStyle w:val="Heading1"/>
+      </w:pPr>
+      <w:r>
+        <w:t>9. FINAL mental model (lock this in)</w:t>
+      </w:r>
+    </w:p>
+    <w:p>
+      <w:pPr>
+        <w:pStyle w:val="NormalWeb"/>
+      </w:pPr>
+      <w:r>
+        <w:t>Think of App.js like:</w:t>
+      </w:r>
+    </w:p>
+    <w:p>
+      <w:pPr>
+        <w:pStyle w:val="HTMLPreformatted"/>
+      </w:pPr>
+      <w:proofErr w:type="spellStart"/>
+      <w:r>
+        <w:t>BrowserRouter</w:t>
+      </w:r>
+      <w:proofErr w:type="spellEnd"/>
+      <w:r>
+        <w:t xml:space="preserve"> → enables routing system</w:t>
+      </w:r>
+      <w:r>
+        <w:br/>
+        <w:t>Routes → scanning system</w:t>
+      </w:r>
+      <w:r>
+        <w:br/>
+        <w:t>Route → rule (IF URL = X → show Y)</w:t>
+      </w:r>
+      <w:r>
+        <w:br/>
+        <w:t>Navigate → redirect rule</w:t>
+      </w:r>
+    </w:p>
+    <w:p>
+      <w:pPr>
+        <w:pStyle w:val="ListParagraph"/>
         <w:tabs>
           <w:tab w:val="left" w:pos="916"/>
           <w:tab w:val="left" w:pos="1832"/>
@@ -309,140 +391,6 @@
           <w:szCs w:val="20"/>
         </w:rPr>
       </w:pPr>
-      <w:r>
-        <w:rPr>
-          <w:rFonts w:ascii="Courier New" w:eastAsia="Times New Roman" w:hAnsi="Courier New" w:cs="Courier New"/>
-          <w:sz w:val="20"/>
-          <w:szCs w:val="20"/>
-        </w:rPr>
-        <w:t xml:space="preserve">1. </w:t>
-      </w:r>
-      <w:proofErr w:type="gramStart"/>
-      <w:r>
-        <w:rPr>
-          <w:rFonts w:ascii="Courier New" w:eastAsia="Times New Roman" w:hAnsi="Courier New" w:cs="Courier New"/>
-          <w:sz w:val="20"/>
-          <w:szCs w:val="20"/>
-        </w:rPr>
-        <w:t>user</w:t>
-      </w:r>
-      <w:proofErr w:type="gramEnd"/>
-      <w:r>
-        <w:rPr>
-          <w:rFonts w:ascii="Courier New" w:eastAsia="Times New Roman" w:hAnsi="Courier New" w:cs="Courier New"/>
-          <w:sz w:val="20"/>
-          <w:szCs w:val="20"/>
-        </w:rPr>
-        <w:t xml:space="preserve"> enters username, email, password, confirm password</w:t>
-      </w:r>
-      <w:r>
-        <w:rPr>
-          <w:rFonts w:ascii="Courier New" w:eastAsia="Times New Roman" w:hAnsi="Courier New" w:cs="Courier New"/>
-          <w:sz w:val="20"/>
-          <w:szCs w:val="20"/>
-        </w:rPr>
-        <w:br/>
-        <w:t xml:space="preserve">2. </w:t>
-      </w:r>
-      <w:proofErr w:type="gramStart"/>
-      <w:r>
-        <w:rPr>
-          <w:rFonts w:ascii="Courier New" w:eastAsia="Times New Roman" w:hAnsi="Courier New" w:cs="Courier New"/>
-          <w:sz w:val="20"/>
-          <w:szCs w:val="20"/>
-        </w:rPr>
-        <w:t>validate</w:t>
-      </w:r>
-      <w:proofErr w:type="gramEnd"/>
-      <w:r>
-        <w:rPr>
-          <w:rFonts w:ascii="Courier New" w:eastAsia="Times New Roman" w:hAnsi="Courier New" w:cs="Courier New"/>
-          <w:sz w:val="20"/>
-          <w:szCs w:val="20"/>
-        </w:rPr>
-        <w:t xml:space="preserve"> passwords match</w:t>
-      </w:r>
-      <w:r>
-        <w:rPr>
-          <w:rFonts w:ascii="Courier New" w:eastAsia="Times New Roman" w:hAnsi="Courier New" w:cs="Courier New"/>
-          <w:sz w:val="20"/>
-          <w:szCs w:val="20"/>
-        </w:rPr>
-        <w:br/>
-        <w:t xml:space="preserve">3. </w:t>
-      </w:r>
-      <w:proofErr w:type="gramStart"/>
-      <w:r>
-        <w:rPr>
-          <w:rFonts w:ascii="Courier New" w:eastAsia="Times New Roman" w:hAnsi="Courier New" w:cs="Courier New"/>
-          <w:sz w:val="20"/>
-          <w:szCs w:val="20"/>
-        </w:rPr>
-        <w:t>send</w:t>
-      </w:r>
-      <w:proofErr w:type="gramEnd"/>
-      <w:r>
-        <w:rPr>
-          <w:rFonts w:ascii="Courier New" w:eastAsia="Times New Roman" w:hAnsi="Courier New" w:cs="Courier New"/>
-          <w:sz w:val="20"/>
-          <w:szCs w:val="20"/>
-        </w:rPr>
-        <w:t xml:space="preserve"> data to backend</w:t>
-      </w:r>
-      <w:r>
-        <w:rPr>
-          <w:rFonts w:ascii="Courier New" w:eastAsia="Times New Roman" w:hAnsi="Courier New" w:cs="Courier New"/>
-          <w:sz w:val="20"/>
-          <w:szCs w:val="20"/>
-        </w:rPr>
-        <w:br/>
-        <w:t xml:space="preserve">4. </w:t>
-      </w:r>
-      <w:proofErr w:type="gramStart"/>
-      <w:r>
-        <w:rPr>
-          <w:rFonts w:ascii="Courier New" w:eastAsia="Times New Roman" w:hAnsi="Courier New" w:cs="Courier New"/>
-          <w:sz w:val="20"/>
-          <w:szCs w:val="20"/>
-        </w:rPr>
-        <w:t>backend</w:t>
-      </w:r>
-      <w:proofErr w:type="gramEnd"/>
-      <w:r>
-        <w:rPr>
-          <w:rFonts w:ascii="Courier New" w:eastAsia="Times New Roman" w:hAnsi="Courier New" w:cs="Courier New"/>
-          <w:sz w:val="20"/>
-          <w:szCs w:val="20"/>
-        </w:rPr>
-        <w:t xml:space="preserve"> creates user</w:t>
-      </w:r>
-      <w:r>
-        <w:rPr>
-          <w:rFonts w:ascii="Courier New" w:eastAsia="Times New Roman" w:hAnsi="Courier New" w:cs="Courier New"/>
-          <w:sz w:val="20"/>
-          <w:szCs w:val="20"/>
-        </w:rPr>
-        <w:br/>
-        <w:t xml:space="preserve">5. </w:t>
-      </w:r>
-      <w:proofErr w:type="gramStart"/>
-      <w:r>
-        <w:rPr>
-          <w:rFonts w:ascii="Courier New" w:eastAsia="Times New Roman" w:hAnsi="Courier New" w:cs="Courier New"/>
-          <w:sz w:val="20"/>
-          <w:szCs w:val="20"/>
-        </w:rPr>
-        <w:t>redirect</w:t>
-      </w:r>
-      <w:proofErr w:type="gramEnd"/>
-      <w:r>
-        <w:rPr>
-          <w:rFonts w:ascii="Courier New" w:eastAsia="Times New Roman" w:hAnsi="Courier New" w:cs="Courier New"/>
-          <w:sz w:val="20"/>
-          <w:szCs w:val="20"/>
-        </w:rPr>
-        <w:t xml:space="preserve"> to login page</w:t>
-      </w:r>
     </w:p>
     <w:p>
       <w:pPr>
@@ -556,8 +504,299 @@
           <w:szCs w:val="20"/>
         </w:rPr>
         <w:br/>
-        <w:t xml:space="preserve">3. </w:t>
-      </w:r>
+        <w:t>3. dispatch("LOGIN_START")</w:t>
+      </w:r>
+      <w:r>
+        <w:rPr>
+          <w:rFonts w:ascii="Courier New" w:eastAsia="Times New Roman" w:hAnsi="Courier New" w:cs="Courier New"/>
+          <w:sz w:val="20"/>
+          <w:szCs w:val="20"/>
+        </w:rPr>
+        <w:br/>
+        <w:t>4. API request sent</w:t>
+      </w:r>
+      <w:r>
+        <w:rPr>
+          <w:rFonts w:ascii="Courier New" w:eastAsia="Times New Roman" w:hAnsi="Courier New" w:cs="Courier New"/>
+          <w:sz w:val="20"/>
+          <w:szCs w:val="20"/>
+        </w:rPr>
+        <w:br/>
+        <w:t>5. If success:</w:t>
+      </w:r>
+      <w:r>
+        <w:rPr>
+          <w:rFonts w:ascii="Courier New" w:eastAsia="Times New Roman" w:hAnsi="Courier New" w:cs="Courier New"/>
+          <w:sz w:val="20"/>
+          <w:szCs w:val="20"/>
+        </w:rPr>
+        <w:br/>
+        <w:t xml:space="preserve">      dispatch("LOGIN_SUCCESS", </w:t>
+      </w:r>
+      <w:proofErr w:type="spellStart"/>
+      <w:r>
+        <w:rPr>
+          <w:rFonts w:ascii="Courier New" w:eastAsia="Times New Roman" w:hAnsi="Courier New" w:cs="Courier New"/>
+          <w:sz w:val="20"/>
+          <w:szCs w:val="20"/>
+        </w:rPr>
+        <w:t>userData</w:t>
+      </w:r>
+      <w:proofErr w:type="spellEnd"/>
+      <w:r>
+        <w:rPr>
+          <w:rFonts w:ascii="Courier New" w:eastAsia="Times New Roman" w:hAnsi="Courier New" w:cs="Courier New"/>
+          <w:sz w:val="20"/>
+          <w:szCs w:val="20"/>
+        </w:rPr>
+        <w:t>)</w:t>
+      </w:r>
+      <w:r>
+        <w:rPr>
+          <w:rFonts w:ascii="Courier New" w:eastAsia="Times New Roman" w:hAnsi="Courier New" w:cs="Courier New"/>
+          <w:sz w:val="20"/>
+          <w:szCs w:val="20"/>
+        </w:rPr>
+        <w:br/>
+        <w:t>6. Reducer updates state</w:t>
+      </w:r>
+      <w:r>
+        <w:rPr>
+          <w:rFonts w:ascii="Courier New" w:eastAsia="Times New Roman" w:hAnsi="Courier New" w:cs="Courier New"/>
+          <w:sz w:val="20"/>
+          <w:szCs w:val="20"/>
+        </w:rPr>
+        <w:br/>
+        <w:t>7. user is now global</w:t>
+      </w:r>
+      <w:r>
+        <w:rPr>
+          <w:rFonts w:ascii="Courier New" w:eastAsia="Times New Roman" w:hAnsi="Courier New" w:cs="Courier New"/>
+          <w:sz w:val="20"/>
+          <w:szCs w:val="20"/>
+        </w:rPr>
+        <w:br/>
+        <w:t>8. UI re-renders automatically</w:t>
+      </w:r>
+    </w:p>
+    <w:p>
+      <w:pPr>
+        <w:spacing w:before="100" w:beforeAutospacing="1" w:after="100" w:afterAutospacing="1" w:line="240" w:lineRule="auto"/>
+        <w:outlineLvl w:val="0"/>
+        <w:rPr>
+          <w:rFonts w:ascii="Times New Roman" w:eastAsia="Times New Roman" w:hAnsi="Times New Roman" w:cs="Times New Roman"/>
+          <w:b/>
+          <w:bCs/>
+          <w:kern w:val="36"/>
+          <w:sz w:val="48"/>
+          <w:szCs w:val="48"/>
+        </w:rPr>
+      </w:pPr>
+      <w:r>
+        <w:rPr>
+          <w:rFonts w:ascii="Times New Roman" w:eastAsia="Times New Roman" w:hAnsi="Times New Roman" w:cs="Times New Roman"/>
+          <w:b/>
+          <w:bCs/>
+          <w:kern w:val="36"/>
+          <w:sz w:val="48"/>
+          <w:szCs w:val="48"/>
+        </w:rPr>
+        <w:t>FULL LOGIN FLOW (REAL MENTAL MODEL)</w:t>
+      </w:r>
+    </w:p>
+    <w:p>
+      <w:pPr>
+        <w:spacing w:before="100" w:beforeAutospacing="1" w:after="100" w:afterAutospacing="1" w:line="240" w:lineRule="auto"/>
+        <w:outlineLvl w:val="1"/>
+        <w:rPr>
+          <w:rFonts w:ascii="Times New Roman" w:eastAsia="Times New Roman" w:hAnsi="Times New Roman" w:cs="Times New Roman"/>
+          <w:b/>
+          <w:bCs/>
+          <w:sz w:val="36"/>
+          <w:szCs w:val="36"/>
+        </w:rPr>
+      </w:pPr>
+      <w:r>
+        <w:rPr>
+          <w:rFonts w:ascii="Times New Roman" w:eastAsia="Times New Roman" w:hAnsi="Times New Roman" w:cs="Times New Roman"/>
+          <w:b/>
+          <w:bCs/>
+          <w:sz w:val="36"/>
+          <w:szCs w:val="36"/>
+        </w:rPr>
+        <w:t>🟢 STEP 1 — User clicks login</w:t>
+      </w:r>
+    </w:p>
+    <w:p>
+      <w:pPr>
+        <w:tabs>
+          <w:tab w:val="left" w:pos="916"/>
+          <w:tab w:val="left" w:pos="1832"/>
+          <w:tab w:val="left" w:pos="2748"/>
+          <w:tab w:val="left" w:pos="3664"/>
+          <w:tab w:val="left" w:pos="4580"/>
+          <w:tab w:val="left" w:pos="5496"/>
+          <w:tab w:val="left" w:pos="6412"/>
+          <w:tab w:val="left" w:pos="7328"/>
+          <w:tab w:val="left" w:pos="8244"/>
+          <w:tab w:val="left" w:pos="9160"/>
+          <w:tab w:val="left" w:pos="10076"/>
+          <w:tab w:val="left" w:pos="10992"/>
+          <w:tab w:val="left" w:pos="11908"/>
+          <w:tab w:val="left" w:pos="12824"/>
+          <w:tab w:val="left" w:pos="13740"/>
+          <w:tab w:val="left" w:pos="14656"/>
+        </w:tabs>
+        <w:spacing w:after="0" w:line="240" w:lineRule="auto"/>
+        <w:rPr>
+          <w:rFonts w:ascii="Courier New" w:eastAsia="Times New Roman" w:hAnsi="Courier New" w:cs="Courier New"/>
+          <w:sz w:val="20"/>
+          <w:szCs w:val="20"/>
+        </w:rPr>
+      </w:pPr>
+      <w:r>
+        <w:rPr>
+          <w:rFonts w:ascii="Courier New" w:eastAsia="Times New Roman" w:hAnsi="Courier New" w:cs="Courier New"/>
+          <w:sz w:val="20"/>
+          <w:szCs w:val="20"/>
+        </w:rPr>
+        <w:lastRenderedPageBreak/>
+        <w:t xml:space="preserve">form submit → </w:t>
+      </w:r>
+      <w:proofErr w:type="spellStart"/>
+      <w:r>
+        <w:rPr>
+          <w:rFonts w:ascii="Courier New" w:eastAsia="Times New Roman" w:hAnsi="Courier New" w:cs="Courier New"/>
+          <w:sz w:val="20"/>
+          <w:szCs w:val="20"/>
+        </w:rPr>
+        <w:t>handleSubmit</w:t>
+      </w:r>
+      <w:proofErr w:type="spellEnd"/>
+      <w:r>
+        <w:rPr>
+          <w:rFonts w:ascii="Courier New" w:eastAsia="Times New Roman" w:hAnsi="Courier New" w:cs="Courier New"/>
+          <w:sz w:val="20"/>
+          <w:szCs w:val="20"/>
+        </w:rPr>
+        <w:t xml:space="preserve"> runs</w:t>
+      </w:r>
+    </w:p>
+    <w:p>
+      <w:pPr>
+        <w:spacing w:before="100" w:beforeAutospacing="1" w:after="100" w:afterAutospacing="1" w:line="240" w:lineRule="auto"/>
+        <w:rPr>
+          <w:rFonts w:ascii="Times New Roman" w:eastAsia="Times New Roman" w:hAnsi="Times New Roman" w:cs="Times New Roman"/>
+          <w:sz w:val="24"/>
+          <w:szCs w:val="24"/>
+        </w:rPr>
+      </w:pPr>
+      <w:r>
+        <w:rPr>
+          <w:rFonts w:ascii="Segoe UI Symbol" w:eastAsia="Times New Roman" w:hAnsi="Segoe UI Symbol" w:cs="Segoe UI Symbol"/>
+          <w:sz w:val="24"/>
+          <w:szCs w:val="24"/>
+        </w:rPr>
+        <w:t>👉</w:t>
+      </w:r>
+      <w:r>
+        <w:rPr>
+          <w:rFonts w:ascii="Times New Roman" w:eastAsia="Times New Roman" w:hAnsi="Times New Roman" w:cs="Times New Roman"/>
+          <w:sz w:val="24"/>
+          <w:szCs w:val="24"/>
+        </w:rPr>
+        <w:t xml:space="preserve"> You stop reload:</w:t>
+      </w:r>
+    </w:p>
+    <w:p>
+      <w:pPr>
+        <w:spacing w:beforeAutospacing="1" w:after="100" w:afterAutospacing="1" w:line="240" w:lineRule="auto"/>
+        <w:rPr>
+          <w:rFonts w:ascii="Times New Roman" w:eastAsia="Times New Roman" w:hAnsi="Times New Roman" w:cs="Times New Roman"/>
+          <w:sz w:val="24"/>
+          <w:szCs w:val="24"/>
+        </w:rPr>
+      </w:pPr>
+      <w:r>
+        <w:rPr>
+          <w:rFonts w:ascii="Times New Roman" w:eastAsia="Times New Roman" w:hAnsi="Times New Roman" w:cs="Times New Roman"/>
+          <w:sz w:val="24"/>
+          <w:szCs w:val="24"/>
+        </w:rPr>
+        <w:t>“I take control of browser behavior.”</w:t>
+      </w:r>
+    </w:p>
+    <w:p>
+      <w:pPr>
+        <w:spacing w:after="0" w:line="240" w:lineRule="auto"/>
+        <w:rPr>
+          <w:rFonts w:ascii="Times New Roman" w:eastAsia="Times New Roman" w:hAnsi="Times New Roman" w:cs="Times New Roman"/>
+          <w:sz w:val="24"/>
+          <w:szCs w:val="24"/>
+        </w:rPr>
+      </w:pPr>
+      <w:r>
+        <w:rPr>
+          <w:rFonts w:ascii="Times New Roman" w:eastAsia="Times New Roman" w:hAnsi="Times New Roman" w:cs="Times New Roman"/>
+          <w:sz w:val="24"/>
+          <w:szCs w:val="24"/>
+        </w:rPr>
+        <w:pict>
+          <v:rect id="_x0000_i1025" style="width:0;height:1.5pt" o:hralign="center" o:hrstd="t" o:hr="t" fillcolor="#a0a0a0" stroked="f"/>
+        </w:pict>
+      </w:r>
+    </w:p>
+    <w:p>
+      <w:pPr>
+        <w:spacing w:before="100" w:beforeAutospacing="1" w:after="100" w:afterAutospacing="1" w:line="240" w:lineRule="auto"/>
+        <w:outlineLvl w:val="1"/>
+        <w:rPr>
+          <w:rFonts w:ascii="Times New Roman" w:eastAsia="Times New Roman" w:hAnsi="Times New Roman" w:cs="Times New Roman"/>
+          <w:b/>
+          <w:bCs/>
+          <w:sz w:val="36"/>
+          <w:szCs w:val="36"/>
+        </w:rPr>
+      </w:pPr>
+      <w:r>
+        <w:rPr>
+          <w:rFonts w:ascii="Times New Roman" w:eastAsia="Times New Roman" w:hAnsi="Times New Roman" w:cs="Times New Roman"/>
+          <w:b/>
+          <w:bCs/>
+          <w:sz w:val="36"/>
+          <w:szCs w:val="36"/>
+        </w:rPr>
+        <w:t>🟡 STEP 2 — You send action to system</w:t>
+      </w:r>
+    </w:p>
+    <w:p>
+      <w:pPr>
+        <w:tabs>
+          <w:tab w:val="left" w:pos="916"/>
+          <w:tab w:val="left" w:pos="1832"/>
+          <w:tab w:val="left" w:pos="2748"/>
+          <w:tab w:val="left" w:pos="3664"/>
+          <w:tab w:val="left" w:pos="4580"/>
+          <w:tab w:val="left" w:pos="5496"/>
+          <w:tab w:val="left" w:pos="6412"/>
+          <w:tab w:val="left" w:pos="7328"/>
+          <w:tab w:val="left" w:pos="8244"/>
+          <w:tab w:val="left" w:pos="9160"/>
+          <w:tab w:val="left" w:pos="10076"/>
+          <w:tab w:val="left" w:pos="10992"/>
+          <w:tab w:val="left" w:pos="11908"/>
+          <w:tab w:val="left" w:pos="12824"/>
+          <w:tab w:val="left" w:pos="13740"/>
+          <w:tab w:val="left" w:pos="14656"/>
+        </w:tabs>
+        <w:spacing w:after="0" w:line="240" w:lineRule="auto"/>
+        <w:rPr>
+          <w:rFonts w:ascii="Courier New" w:eastAsia="Times New Roman" w:hAnsi="Courier New" w:cs="Courier New"/>
+          <w:sz w:val="20"/>
+          <w:szCs w:val="20"/>
+        </w:rPr>
+      </w:pPr>
+      <w:proofErr w:type="spellStart"/>
       <w:proofErr w:type="gramStart"/>
       <w:r>
         <w:rPr>
@@ -565,7 +804,16 @@
           <w:sz w:val="20"/>
           <w:szCs w:val="20"/>
         </w:rPr>
-        <w:t>dispatch(</w:t>
+        <w:t>loginCall</w:t>
+      </w:r>
+      <w:proofErr w:type="spellEnd"/>
+      <w:r>
+        <w:rPr>
+          <w:rFonts w:ascii="Courier New" w:eastAsia="Times New Roman" w:hAnsi="Courier New" w:cs="Courier New"/>
+          <w:sz w:val="20"/>
+          <w:szCs w:val="20"/>
+        </w:rPr>
+        <w:t>(</w:t>
       </w:r>
       <w:proofErr w:type="gramEnd"/>
       <w:r>
@@ -574,34 +822,878 @@
           <w:sz w:val="20"/>
           <w:szCs w:val="20"/>
         </w:rPr>
-        <w:t>"LOGIN_START")</w:t>
-      </w:r>
-      <w:r>
-        <w:rPr>
-          <w:rFonts w:ascii="Courier New" w:eastAsia="Times New Roman" w:hAnsi="Courier New" w:cs="Courier New"/>
-          <w:sz w:val="20"/>
-          <w:szCs w:val="20"/>
-        </w:rPr>
-        <w:br/>
-        <w:t>4. API request sent</w:t>
-      </w:r>
-      <w:r>
-        <w:rPr>
-          <w:rFonts w:ascii="Courier New" w:eastAsia="Times New Roman" w:hAnsi="Courier New" w:cs="Courier New"/>
-          <w:sz w:val="20"/>
-          <w:szCs w:val="20"/>
-        </w:rPr>
-        <w:br/>
-        <w:t>5. If success:</w:t>
-      </w:r>
-      <w:r>
-        <w:rPr>
-          <w:rFonts w:ascii="Courier New" w:eastAsia="Times New Roman" w:hAnsi="Courier New" w:cs="Courier New"/>
-          <w:sz w:val="20"/>
-          <w:szCs w:val="20"/>
-        </w:rPr>
-        <w:br/>
-        <w:t xml:space="preserve">      </w:t>
+        <w:t>credentials, dispatch)</w:t>
+      </w:r>
+    </w:p>
+    <w:p>
+      <w:pPr>
+        <w:spacing w:before="100" w:beforeAutospacing="1" w:after="100" w:afterAutospacing="1" w:line="240" w:lineRule="auto"/>
+        <w:rPr>
+          <w:rFonts w:ascii="Times New Roman" w:eastAsia="Times New Roman" w:hAnsi="Times New Roman" w:cs="Times New Roman"/>
+          <w:sz w:val="24"/>
+          <w:szCs w:val="24"/>
+        </w:rPr>
+      </w:pPr>
+      <w:r>
+        <w:rPr>
+          <w:rFonts w:ascii="Segoe UI Symbol" w:eastAsia="Times New Roman" w:hAnsi="Segoe UI Symbol" w:cs="Segoe UI Symbol"/>
+          <w:sz w:val="24"/>
+          <w:szCs w:val="24"/>
+        </w:rPr>
+        <w:t>👉</w:t>
+      </w:r>
+      <w:r>
+        <w:rPr>
+          <w:rFonts w:ascii="Times New Roman" w:eastAsia="Times New Roman" w:hAnsi="Times New Roman" w:cs="Times New Roman"/>
+          <w:sz w:val="24"/>
+          <w:szCs w:val="24"/>
+        </w:rPr>
+        <w:t xml:space="preserve"> This means:</w:t>
+      </w:r>
+    </w:p>
+    <w:p>
+      <w:pPr>
+        <w:spacing w:beforeAutospacing="1" w:after="100" w:afterAutospacing="1" w:line="240" w:lineRule="auto"/>
+        <w:rPr>
+          <w:rFonts w:ascii="Times New Roman" w:eastAsia="Times New Roman" w:hAnsi="Times New Roman" w:cs="Times New Roman"/>
+          <w:sz w:val="24"/>
+          <w:szCs w:val="24"/>
+        </w:rPr>
+      </w:pPr>
+      <w:r>
+        <w:rPr>
+          <w:rFonts w:ascii="Times New Roman" w:eastAsia="Times New Roman" w:hAnsi="Times New Roman" w:cs="Times New Roman"/>
+          <w:sz w:val="24"/>
+          <w:szCs w:val="24"/>
+        </w:rPr>
+        <w:t>“Start login process in global state system”</w:t>
+      </w:r>
+    </w:p>
+    <w:p>
+      <w:pPr>
+        <w:spacing w:after="0" w:line="240" w:lineRule="auto"/>
+        <w:rPr>
+          <w:rFonts w:ascii="Times New Roman" w:eastAsia="Times New Roman" w:hAnsi="Times New Roman" w:cs="Times New Roman"/>
+          <w:sz w:val="24"/>
+          <w:szCs w:val="24"/>
+        </w:rPr>
+      </w:pPr>
+      <w:r>
+        <w:rPr>
+          <w:rFonts w:ascii="Times New Roman" w:eastAsia="Times New Roman" w:hAnsi="Times New Roman" w:cs="Times New Roman"/>
+          <w:sz w:val="24"/>
+          <w:szCs w:val="24"/>
+        </w:rPr>
+        <w:pict>
+          <v:rect id="_x0000_i1026" style="width:0;height:1.5pt" o:hralign="center" o:hrstd="t" o:hr="t" fillcolor="#a0a0a0" stroked="f"/>
+        </w:pict>
+      </w:r>
+    </w:p>
+    <w:p>
+      <w:pPr>
+        <w:spacing w:before="100" w:beforeAutospacing="1" w:after="100" w:afterAutospacing="1" w:line="240" w:lineRule="auto"/>
+        <w:outlineLvl w:val="1"/>
+        <w:rPr>
+          <w:rFonts w:ascii="Times New Roman" w:eastAsia="Times New Roman" w:hAnsi="Times New Roman" w:cs="Times New Roman"/>
+          <w:b/>
+          <w:bCs/>
+          <w:sz w:val="36"/>
+          <w:szCs w:val="36"/>
+        </w:rPr>
+      </w:pPr>
+      <w:r>
+        <w:rPr>
+          <w:rFonts w:ascii="Segoe UI Symbol" w:eastAsia="Times New Roman" w:hAnsi="Segoe UI Symbol" w:cs="Segoe UI Symbol"/>
+          <w:b/>
+          <w:bCs/>
+          <w:sz w:val="36"/>
+          <w:szCs w:val="36"/>
+        </w:rPr>
+        <w:t>🔵</w:t>
+      </w:r>
+      <w:r>
+        <w:rPr>
+          <w:rFonts w:ascii="Times New Roman" w:eastAsia="Times New Roman" w:hAnsi="Times New Roman" w:cs="Times New Roman"/>
+          <w:b/>
+          <w:bCs/>
+          <w:sz w:val="36"/>
+          <w:szCs w:val="36"/>
+        </w:rPr>
+        <w:t xml:space="preserve"> STEP 3 — Global state enters LOADING mode</w:t>
+      </w:r>
+    </w:p>
+    <w:p>
+      <w:pPr>
+        <w:tabs>
+          <w:tab w:val="left" w:pos="916"/>
+          <w:tab w:val="left" w:pos="1832"/>
+          <w:tab w:val="left" w:pos="2748"/>
+          <w:tab w:val="left" w:pos="3664"/>
+          <w:tab w:val="left" w:pos="4580"/>
+          <w:tab w:val="left" w:pos="5496"/>
+          <w:tab w:val="left" w:pos="6412"/>
+          <w:tab w:val="left" w:pos="7328"/>
+          <w:tab w:val="left" w:pos="8244"/>
+          <w:tab w:val="left" w:pos="9160"/>
+          <w:tab w:val="left" w:pos="10076"/>
+          <w:tab w:val="left" w:pos="10992"/>
+          <w:tab w:val="left" w:pos="11908"/>
+          <w:tab w:val="left" w:pos="12824"/>
+          <w:tab w:val="left" w:pos="13740"/>
+          <w:tab w:val="left" w:pos="14656"/>
+        </w:tabs>
+        <w:spacing w:after="0" w:line="240" w:lineRule="auto"/>
+        <w:rPr>
+          <w:rFonts w:ascii="Courier New" w:eastAsia="Times New Roman" w:hAnsi="Courier New" w:cs="Courier New"/>
+          <w:sz w:val="20"/>
+          <w:szCs w:val="20"/>
+        </w:rPr>
+      </w:pPr>
+      <w:r>
+        <w:rPr>
+          <w:rFonts w:ascii="Courier New" w:eastAsia="Times New Roman" w:hAnsi="Courier New" w:cs="Courier New"/>
+          <w:sz w:val="20"/>
+          <w:szCs w:val="20"/>
+        </w:rPr>
+        <w:t>LOGIN_START</w:t>
+      </w:r>
+    </w:p>
+    <w:p>
+      <w:pPr>
+        <w:spacing w:before="100" w:beforeAutospacing="1" w:after="100" w:afterAutospacing="1" w:line="240" w:lineRule="auto"/>
+        <w:outlineLvl w:val="2"/>
+        <w:rPr>
+          <w:rFonts w:ascii="Times New Roman" w:eastAsia="Times New Roman" w:hAnsi="Times New Roman" w:cs="Times New Roman"/>
+          <w:b/>
+          <w:bCs/>
+          <w:sz w:val="27"/>
+          <w:szCs w:val="27"/>
+        </w:rPr>
+      </w:pPr>
+      <w:r>
+        <w:rPr>
+          <w:rFonts w:ascii="Times New Roman" w:eastAsia="Times New Roman" w:hAnsi="Times New Roman" w:cs="Times New Roman"/>
+          <w:b/>
+          <w:bCs/>
+          <w:sz w:val="27"/>
+          <w:szCs w:val="27"/>
+        </w:rPr>
+        <w:t>What changes:</w:t>
+      </w:r>
+    </w:p>
+    <w:p>
+      <w:pPr>
+        <w:numPr>
+          <w:ilvl w:val="0"/>
+          <w:numId w:val="2"/>
+        </w:numPr>
+        <w:spacing w:before="100" w:beforeAutospacing="1" w:after="100" w:afterAutospacing="1" w:line="240" w:lineRule="auto"/>
+        <w:rPr>
+          <w:rFonts w:ascii="Times New Roman" w:eastAsia="Times New Roman" w:hAnsi="Times New Roman" w:cs="Times New Roman"/>
+          <w:sz w:val="24"/>
+          <w:szCs w:val="24"/>
+        </w:rPr>
+      </w:pPr>
+      <w:proofErr w:type="spellStart"/>
+      <w:r>
+        <w:rPr>
+          <w:rFonts w:ascii="Times New Roman" w:eastAsia="Times New Roman" w:hAnsi="Times New Roman" w:cs="Times New Roman"/>
+          <w:sz w:val="24"/>
+          <w:szCs w:val="24"/>
+        </w:rPr>
+        <w:t>isFetching</w:t>
+      </w:r>
+      <w:proofErr w:type="spellEnd"/>
+      <w:r>
+        <w:rPr>
+          <w:rFonts w:ascii="Times New Roman" w:eastAsia="Times New Roman" w:hAnsi="Times New Roman" w:cs="Times New Roman"/>
+          <w:sz w:val="24"/>
+          <w:szCs w:val="24"/>
+        </w:rPr>
+        <w:t xml:space="preserve"> = true </w:t>
+      </w:r>
+    </w:p>
+    <w:p>
+      <w:pPr>
+        <w:numPr>
+          <w:ilvl w:val="0"/>
+          <w:numId w:val="2"/>
+        </w:numPr>
+        <w:spacing w:before="100" w:beforeAutospacing="1" w:after="100" w:afterAutospacing="1" w:line="240" w:lineRule="auto"/>
+        <w:rPr>
+          <w:rFonts w:ascii="Times New Roman" w:eastAsia="Times New Roman" w:hAnsi="Times New Roman" w:cs="Times New Roman"/>
+          <w:sz w:val="24"/>
+          <w:szCs w:val="24"/>
+        </w:rPr>
+      </w:pPr>
+      <w:r>
+        <w:rPr>
+          <w:rFonts w:ascii="Times New Roman" w:eastAsia="Times New Roman" w:hAnsi="Times New Roman" w:cs="Times New Roman"/>
+          <w:sz w:val="24"/>
+          <w:szCs w:val="24"/>
+        </w:rPr>
+        <w:t xml:space="preserve">UI reacts immediately </w:t>
+      </w:r>
+    </w:p>
+    <w:p>
+      <w:pPr>
+        <w:spacing w:before="100" w:beforeAutospacing="1" w:after="100" w:afterAutospacing="1" w:line="240" w:lineRule="auto"/>
+        <w:rPr>
+          <w:rFonts w:ascii="Times New Roman" w:eastAsia="Times New Roman" w:hAnsi="Times New Roman" w:cs="Times New Roman"/>
+          <w:sz w:val="24"/>
+          <w:szCs w:val="24"/>
+        </w:rPr>
+      </w:pPr>
+      <w:r>
+        <w:rPr>
+          <w:rFonts w:ascii="Segoe UI Symbol" w:eastAsia="Times New Roman" w:hAnsi="Segoe UI Symbol" w:cs="Segoe UI Symbol"/>
+          <w:sz w:val="24"/>
+          <w:szCs w:val="24"/>
+        </w:rPr>
+        <w:t>👉</w:t>
+      </w:r>
+      <w:r>
+        <w:rPr>
+          <w:rFonts w:ascii="Times New Roman" w:eastAsia="Times New Roman" w:hAnsi="Times New Roman" w:cs="Times New Roman"/>
+          <w:sz w:val="24"/>
+          <w:szCs w:val="24"/>
+        </w:rPr>
+        <w:t xml:space="preserve"> Button becomes disabled + spinner shows</w:t>
+      </w:r>
+    </w:p>
+    <w:p>
+      <w:pPr>
+        <w:spacing w:after="0" w:line="240" w:lineRule="auto"/>
+        <w:rPr>
+          <w:rFonts w:ascii="Times New Roman" w:eastAsia="Times New Roman" w:hAnsi="Times New Roman" w:cs="Times New Roman"/>
+          <w:sz w:val="24"/>
+          <w:szCs w:val="24"/>
+        </w:rPr>
+      </w:pPr>
+      <w:r>
+        <w:rPr>
+          <w:rFonts w:ascii="Times New Roman" w:eastAsia="Times New Roman" w:hAnsi="Times New Roman" w:cs="Times New Roman"/>
+          <w:sz w:val="24"/>
+          <w:szCs w:val="24"/>
+        </w:rPr>
+        <w:pict>
+          <v:rect id="_x0000_i1027" style="width:0;height:1.5pt" o:hralign="center" o:hrstd="t" o:hr="t" fillcolor="#a0a0a0" stroked="f"/>
+        </w:pict>
+      </w:r>
+    </w:p>
+    <w:p>
+      <w:pPr>
+        <w:spacing w:before="100" w:beforeAutospacing="1" w:after="100" w:afterAutospacing="1" w:line="240" w:lineRule="auto"/>
+        <w:outlineLvl w:val="1"/>
+        <w:rPr>
+          <w:rFonts w:ascii="Times New Roman" w:eastAsia="Times New Roman" w:hAnsi="Times New Roman" w:cs="Times New Roman"/>
+          <w:b/>
+          <w:bCs/>
+          <w:sz w:val="36"/>
+          <w:szCs w:val="36"/>
+        </w:rPr>
+      </w:pPr>
+      <w:r>
+        <w:rPr>
+          <w:rFonts w:ascii="Times New Roman" w:eastAsia="Times New Roman" w:hAnsi="Times New Roman" w:cs="Times New Roman"/>
+          <w:b/>
+          <w:bCs/>
+          <w:sz w:val="36"/>
+          <w:szCs w:val="36"/>
+        </w:rPr>
+        <w:t>🟠 STEP 4 — Backend validation</w:t>
+      </w:r>
+    </w:p>
+    <w:p>
+      <w:pPr>
+        <w:tabs>
+          <w:tab w:val="left" w:pos="916"/>
+          <w:tab w:val="left" w:pos="1832"/>
+          <w:tab w:val="left" w:pos="2748"/>
+          <w:tab w:val="left" w:pos="3664"/>
+          <w:tab w:val="left" w:pos="4580"/>
+          <w:tab w:val="left" w:pos="5496"/>
+          <w:tab w:val="left" w:pos="6412"/>
+          <w:tab w:val="left" w:pos="7328"/>
+          <w:tab w:val="left" w:pos="8244"/>
+          <w:tab w:val="left" w:pos="9160"/>
+          <w:tab w:val="left" w:pos="10076"/>
+          <w:tab w:val="left" w:pos="10992"/>
+          <w:tab w:val="left" w:pos="11908"/>
+          <w:tab w:val="left" w:pos="12824"/>
+          <w:tab w:val="left" w:pos="13740"/>
+          <w:tab w:val="left" w:pos="14656"/>
+        </w:tabs>
+        <w:spacing w:after="0" w:line="240" w:lineRule="auto"/>
+        <w:rPr>
+          <w:rFonts w:ascii="Courier New" w:eastAsia="Times New Roman" w:hAnsi="Courier New" w:cs="Courier New"/>
+          <w:sz w:val="20"/>
+          <w:szCs w:val="20"/>
+        </w:rPr>
+      </w:pPr>
+      <w:r>
+        <w:rPr>
+          <w:rFonts w:ascii="Courier New" w:eastAsia="Times New Roman" w:hAnsi="Courier New" w:cs="Courier New"/>
+          <w:sz w:val="20"/>
+          <w:szCs w:val="20"/>
+        </w:rPr>
+        <w:t>email + password → server</w:t>
+      </w:r>
+    </w:p>
+    <w:p>
+      <w:pPr>
+        <w:spacing w:before="100" w:beforeAutospacing="1" w:after="100" w:afterAutospacing="1" w:line="240" w:lineRule="auto"/>
+        <w:rPr>
+          <w:rFonts w:ascii="Times New Roman" w:eastAsia="Times New Roman" w:hAnsi="Times New Roman" w:cs="Times New Roman"/>
+          <w:sz w:val="24"/>
+          <w:szCs w:val="24"/>
+        </w:rPr>
+      </w:pPr>
+      <w:r>
+        <w:rPr>
+          <w:rFonts w:ascii="Segoe UI Symbol" w:eastAsia="Times New Roman" w:hAnsi="Segoe UI Symbol" w:cs="Segoe UI Symbol"/>
+          <w:sz w:val="24"/>
+          <w:szCs w:val="24"/>
+        </w:rPr>
+        <w:t>👉</w:t>
+      </w:r>
+      <w:r>
+        <w:rPr>
+          <w:rFonts w:ascii="Times New Roman" w:eastAsia="Times New Roman" w:hAnsi="Times New Roman" w:cs="Times New Roman"/>
+          <w:sz w:val="24"/>
+          <w:szCs w:val="24"/>
+        </w:rPr>
+        <w:t xml:space="preserve"> Backend decides:</w:t>
+      </w:r>
+    </w:p>
+    <w:p>
+      <w:pPr>
+        <w:numPr>
+          <w:ilvl w:val="0"/>
+          <w:numId w:val="3"/>
+        </w:numPr>
+        <w:spacing w:before="100" w:beforeAutospacing="1" w:after="100" w:afterAutospacing="1" w:line="240" w:lineRule="auto"/>
+        <w:rPr>
+          <w:rFonts w:ascii="Times New Roman" w:eastAsia="Times New Roman" w:hAnsi="Times New Roman" w:cs="Times New Roman"/>
+          <w:sz w:val="24"/>
+          <w:szCs w:val="24"/>
+        </w:rPr>
+      </w:pPr>
+      <w:r>
+        <w:rPr>
+          <w:rFonts w:ascii="Times New Roman" w:eastAsia="Times New Roman" w:hAnsi="Times New Roman" w:cs="Times New Roman"/>
+          <w:sz w:val="24"/>
+          <w:szCs w:val="24"/>
+        </w:rPr>
+        <w:t xml:space="preserve">valid → user returned </w:t>
+      </w:r>
+    </w:p>
+    <w:p>
+      <w:pPr>
+        <w:numPr>
+          <w:ilvl w:val="0"/>
+          <w:numId w:val="3"/>
+        </w:numPr>
+        <w:spacing w:before="100" w:beforeAutospacing="1" w:after="100" w:afterAutospacing="1" w:line="240" w:lineRule="auto"/>
+        <w:rPr>
+          <w:rFonts w:ascii="Times New Roman" w:eastAsia="Times New Roman" w:hAnsi="Times New Roman" w:cs="Times New Roman"/>
+          <w:sz w:val="24"/>
+          <w:szCs w:val="24"/>
+        </w:rPr>
+      </w:pPr>
+      <w:r>
+        <w:rPr>
+          <w:rFonts w:ascii="Times New Roman" w:eastAsia="Times New Roman" w:hAnsi="Times New Roman" w:cs="Times New Roman"/>
+          <w:sz w:val="24"/>
+          <w:szCs w:val="24"/>
+        </w:rPr>
+        <w:t xml:space="preserve">invalid → error thrown </w:t>
+      </w:r>
+    </w:p>
+    <w:p>
+      <w:pPr>
+        <w:spacing w:after="0" w:line="240" w:lineRule="auto"/>
+        <w:rPr>
+          <w:rFonts w:ascii="Times New Roman" w:eastAsia="Times New Roman" w:hAnsi="Times New Roman" w:cs="Times New Roman"/>
+          <w:sz w:val="24"/>
+          <w:szCs w:val="24"/>
+        </w:rPr>
+      </w:pPr>
+      <w:r>
+        <w:rPr>
+          <w:rFonts w:ascii="Times New Roman" w:eastAsia="Times New Roman" w:hAnsi="Times New Roman" w:cs="Times New Roman"/>
+          <w:sz w:val="24"/>
+          <w:szCs w:val="24"/>
+        </w:rPr>
+        <w:lastRenderedPageBreak/>
+        <w:pict>
+          <v:rect id="_x0000_i1028" style="width:0;height:1.5pt" o:hralign="center" o:hrstd="t" o:hr="t" fillcolor="#a0a0a0" stroked="f"/>
+        </w:pict>
+      </w:r>
+    </w:p>
+    <w:p>
+      <w:pPr>
+        <w:spacing w:before="100" w:beforeAutospacing="1" w:after="100" w:afterAutospacing="1" w:line="240" w:lineRule="auto"/>
+        <w:outlineLvl w:val="1"/>
+        <w:rPr>
+          <w:rFonts w:ascii="Times New Roman" w:eastAsia="Times New Roman" w:hAnsi="Times New Roman" w:cs="Times New Roman"/>
+          <w:b/>
+          <w:bCs/>
+          <w:sz w:val="36"/>
+          <w:szCs w:val="36"/>
+        </w:rPr>
+      </w:pPr>
+      <w:r>
+        <w:rPr>
+          <w:rFonts w:ascii="Times New Roman" w:eastAsia="Times New Roman" w:hAnsi="Times New Roman" w:cs="Times New Roman"/>
+          <w:b/>
+          <w:bCs/>
+          <w:sz w:val="36"/>
+          <w:szCs w:val="36"/>
+        </w:rPr>
+        <w:t>🟢 STEP 5 — SUCCESS case</w:t>
+      </w:r>
+    </w:p>
+    <w:p>
+      <w:pPr>
+        <w:tabs>
+          <w:tab w:val="left" w:pos="916"/>
+          <w:tab w:val="left" w:pos="1832"/>
+          <w:tab w:val="left" w:pos="2748"/>
+          <w:tab w:val="left" w:pos="3664"/>
+          <w:tab w:val="left" w:pos="4580"/>
+          <w:tab w:val="left" w:pos="5496"/>
+          <w:tab w:val="left" w:pos="6412"/>
+          <w:tab w:val="left" w:pos="7328"/>
+          <w:tab w:val="left" w:pos="8244"/>
+          <w:tab w:val="left" w:pos="9160"/>
+          <w:tab w:val="left" w:pos="10076"/>
+          <w:tab w:val="left" w:pos="10992"/>
+          <w:tab w:val="left" w:pos="11908"/>
+          <w:tab w:val="left" w:pos="12824"/>
+          <w:tab w:val="left" w:pos="13740"/>
+          <w:tab w:val="left" w:pos="14656"/>
+        </w:tabs>
+        <w:spacing w:after="0" w:line="240" w:lineRule="auto"/>
+        <w:rPr>
+          <w:rFonts w:ascii="Courier New" w:eastAsia="Times New Roman" w:hAnsi="Courier New" w:cs="Courier New"/>
+          <w:sz w:val="20"/>
+          <w:szCs w:val="20"/>
+        </w:rPr>
+      </w:pPr>
+      <w:r>
+        <w:rPr>
+          <w:rFonts w:ascii="Courier New" w:eastAsia="Times New Roman" w:hAnsi="Courier New" w:cs="Courier New"/>
+          <w:sz w:val="20"/>
+          <w:szCs w:val="20"/>
+        </w:rPr>
+        <w:t>LOGIN_SUCCESS → user stored globally</w:t>
+      </w:r>
+    </w:p>
+    <w:p>
+      <w:pPr>
+        <w:spacing w:before="100" w:beforeAutospacing="1" w:after="100" w:afterAutospacing="1" w:line="240" w:lineRule="auto"/>
+        <w:outlineLvl w:val="2"/>
+        <w:rPr>
+          <w:rFonts w:ascii="Times New Roman" w:eastAsia="Times New Roman" w:hAnsi="Times New Roman" w:cs="Times New Roman"/>
+          <w:b/>
+          <w:bCs/>
+          <w:sz w:val="27"/>
+          <w:szCs w:val="27"/>
+        </w:rPr>
+      </w:pPr>
+      <w:r>
+        <w:rPr>
+          <w:rFonts w:ascii="Times New Roman" w:eastAsia="Times New Roman" w:hAnsi="Times New Roman" w:cs="Times New Roman"/>
+          <w:b/>
+          <w:bCs/>
+          <w:sz w:val="27"/>
+          <w:szCs w:val="27"/>
+        </w:rPr>
+        <w:t>Now your app knows:</w:t>
+      </w:r>
+    </w:p>
+    <w:p>
+      <w:pPr>
+        <w:spacing w:beforeAutospacing="1" w:after="100" w:afterAutospacing="1" w:line="240" w:lineRule="auto"/>
+        <w:rPr>
+          <w:rFonts w:ascii="Times New Roman" w:eastAsia="Times New Roman" w:hAnsi="Times New Roman" w:cs="Times New Roman"/>
+          <w:sz w:val="24"/>
+          <w:szCs w:val="24"/>
+        </w:rPr>
+      </w:pPr>
+      <w:r>
+        <w:rPr>
+          <w:rFonts w:ascii="Times New Roman" w:eastAsia="Times New Roman" w:hAnsi="Times New Roman" w:cs="Times New Roman"/>
+          <w:sz w:val="24"/>
+          <w:szCs w:val="24"/>
+        </w:rPr>
+        <w:t>“This user is authenticated”</w:t>
+      </w:r>
+    </w:p>
+    <w:p>
+      <w:pPr>
+        <w:spacing w:before="100" w:beforeAutospacing="1" w:after="100" w:afterAutospacing="1" w:line="240" w:lineRule="auto"/>
+        <w:rPr>
+          <w:rFonts w:ascii="Times New Roman" w:eastAsia="Times New Roman" w:hAnsi="Times New Roman" w:cs="Times New Roman"/>
+          <w:sz w:val="24"/>
+          <w:szCs w:val="24"/>
+        </w:rPr>
+      </w:pPr>
+      <w:r>
+        <w:rPr>
+          <w:rFonts w:ascii="Times New Roman" w:eastAsia="Times New Roman" w:hAnsi="Times New Roman" w:cs="Times New Roman"/>
+          <w:sz w:val="24"/>
+          <w:szCs w:val="24"/>
+        </w:rPr>
+        <w:t>UI updates automatically:</w:t>
+      </w:r>
+    </w:p>
+    <w:p>
+      <w:pPr>
+        <w:numPr>
+          <w:ilvl w:val="0"/>
+          <w:numId w:val="4"/>
+        </w:numPr>
+        <w:spacing w:before="100" w:beforeAutospacing="1" w:after="100" w:afterAutospacing="1" w:line="240" w:lineRule="auto"/>
+        <w:rPr>
+          <w:rFonts w:ascii="Times New Roman" w:eastAsia="Times New Roman" w:hAnsi="Times New Roman" w:cs="Times New Roman"/>
+          <w:sz w:val="24"/>
+          <w:szCs w:val="24"/>
+        </w:rPr>
+      </w:pPr>
+      <w:proofErr w:type="spellStart"/>
+      <w:r>
+        <w:rPr>
+          <w:rFonts w:ascii="Times New Roman" w:eastAsia="Times New Roman" w:hAnsi="Times New Roman" w:cs="Times New Roman"/>
+          <w:sz w:val="24"/>
+          <w:szCs w:val="24"/>
+        </w:rPr>
+        <w:t>navbar</w:t>
+      </w:r>
+      <w:proofErr w:type="spellEnd"/>
+      <w:r>
+        <w:rPr>
+          <w:rFonts w:ascii="Times New Roman" w:eastAsia="Times New Roman" w:hAnsi="Times New Roman" w:cs="Times New Roman"/>
+          <w:sz w:val="24"/>
+          <w:szCs w:val="24"/>
+        </w:rPr>
+        <w:t xml:space="preserve"> changes </w:t>
+      </w:r>
+    </w:p>
+    <w:p>
+      <w:pPr>
+        <w:numPr>
+          <w:ilvl w:val="0"/>
+          <w:numId w:val="4"/>
+        </w:numPr>
+        <w:spacing w:before="100" w:beforeAutospacing="1" w:after="100" w:afterAutospacing="1" w:line="240" w:lineRule="auto"/>
+        <w:rPr>
+          <w:rFonts w:ascii="Times New Roman" w:eastAsia="Times New Roman" w:hAnsi="Times New Roman" w:cs="Times New Roman"/>
+          <w:sz w:val="24"/>
+          <w:szCs w:val="24"/>
+        </w:rPr>
+      </w:pPr>
+      <w:r>
+        <w:rPr>
+          <w:rFonts w:ascii="Times New Roman" w:eastAsia="Times New Roman" w:hAnsi="Times New Roman" w:cs="Times New Roman"/>
+          <w:sz w:val="24"/>
+          <w:szCs w:val="24"/>
+        </w:rPr>
+        <w:t xml:space="preserve">redirects possible </w:t>
+      </w:r>
+    </w:p>
+    <w:p>
+      <w:pPr>
+        <w:numPr>
+          <w:ilvl w:val="0"/>
+          <w:numId w:val="4"/>
+        </w:numPr>
+        <w:spacing w:before="100" w:beforeAutospacing="1" w:after="100" w:afterAutospacing="1" w:line="240" w:lineRule="auto"/>
+        <w:rPr>
+          <w:rFonts w:ascii="Times New Roman" w:eastAsia="Times New Roman" w:hAnsi="Times New Roman" w:cs="Times New Roman"/>
+          <w:sz w:val="24"/>
+          <w:szCs w:val="24"/>
+        </w:rPr>
+      </w:pPr>
+      <w:r>
+        <w:rPr>
+          <w:rFonts w:ascii="Times New Roman" w:eastAsia="Times New Roman" w:hAnsi="Times New Roman" w:cs="Times New Roman"/>
+          <w:sz w:val="24"/>
+          <w:szCs w:val="24"/>
+        </w:rPr>
+        <w:t xml:space="preserve">protected routes unlock </w:t>
+      </w:r>
+    </w:p>
+    <w:p>
+      <w:pPr>
+        <w:spacing w:after="0" w:line="240" w:lineRule="auto"/>
+        <w:rPr>
+          <w:rFonts w:ascii="Times New Roman" w:eastAsia="Times New Roman" w:hAnsi="Times New Roman" w:cs="Times New Roman"/>
+          <w:sz w:val="24"/>
+          <w:szCs w:val="24"/>
+        </w:rPr>
+      </w:pPr>
+      <w:r>
+        <w:rPr>
+          <w:rFonts w:ascii="Times New Roman" w:eastAsia="Times New Roman" w:hAnsi="Times New Roman" w:cs="Times New Roman"/>
+          <w:sz w:val="24"/>
+          <w:szCs w:val="24"/>
+        </w:rPr>
+        <w:pict>
+          <v:rect id="_x0000_i1029" style="width:0;height:1.5pt" o:hralign="center" o:hrstd="t" o:hr="t" fillcolor="#a0a0a0" stroked="f"/>
+        </w:pict>
+      </w:r>
+    </w:p>
+    <w:p>
+      <w:pPr>
+        <w:spacing w:before="100" w:beforeAutospacing="1" w:after="100" w:afterAutospacing="1" w:line="240" w:lineRule="auto"/>
+        <w:outlineLvl w:val="1"/>
+        <w:rPr>
+          <w:rFonts w:ascii="Times New Roman" w:eastAsia="Times New Roman" w:hAnsi="Times New Roman" w:cs="Times New Roman"/>
+          <w:b/>
+          <w:bCs/>
+          <w:sz w:val="36"/>
+          <w:szCs w:val="36"/>
+        </w:rPr>
+      </w:pPr>
+      <w:r>
+        <w:rPr>
+          <w:rFonts w:ascii="Segoe UI Symbol" w:eastAsia="Times New Roman" w:hAnsi="Segoe UI Symbol" w:cs="Segoe UI Symbol"/>
+          <w:b/>
+          <w:bCs/>
+          <w:sz w:val="36"/>
+          <w:szCs w:val="36"/>
+        </w:rPr>
+        <w:t>🔴</w:t>
+      </w:r>
+      <w:r>
+        <w:rPr>
+          <w:rFonts w:ascii="Times New Roman" w:eastAsia="Times New Roman" w:hAnsi="Times New Roman" w:cs="Times New Roman"/>
+          <w:b/>
+          <w:bCs/>
+          <w:sz w:val="36"/>
+          <w:szCs w:val="36"/>
+        </w:rPr>
+        <w:t xml:space="preserve"> STEP 6 — FAILURE case</w:t>
+      </w:r>
+    </w:p>
+    <w:p>
+      <w:pPr>
+        <w:tabs>
+          <w:tab w:val="left" w:pos="916"/>
+          <w:tab w:val="left" w:pos="1832"/>
+          <w:tab w:val="left" w:pos="2748"/>
+          <w:tab w:val="left" w:pos="3664"/>
+          <w:tab w:val="left" w:pos="4580"/>
+          <w:tab w:val="left" w:pos="5496"/>
+          <w:tab w:val="left" w:pos="6412"/>
+          <w:tab w:val="left" w:pos="7328"/>
+          <w:tab w:val="left" w:pos="8244"/>
+          <w:tab w:val="left" w:pos="9160"/>
+          <w:tab w:val="left" w:pos="10076"/>
+          <w:tab w:val="left" w:pos="10992"/>
+          <w:tab w:val="left" w:pos="11908"/>
+          <w:tab w:val="left" w:pos="12824"/>
+          <w:tab w:val="left" w:pos="13740"/>
+          <w:tab w:val="left" w:pos="14656"/>
+        </w:tabs>
+        <w:spacing w:after="0" w:line="240" w:lineRule="auto"/>
+        <w:rPr>
+          <w:rFonts w:ascii="Courier New" w:eastAsia="Times New Roman" w:hAnsi="Courier New" w:cs="Courier New"/>
+          <w:sz w:val="20"/>
+          <w:szCs w:val="20"/>
+        </w:rPr>
+      </w:pPr>
+      <w:r>
+        <w:rPr>
+          <w:rFonts w:ascii="Courier New" w:eastAsia="Times New Roman" w:hAnsi="Courier New" w:cs="Courier New"/>
+          <w:sz w:val="20"/>
+          <w:szCs w:val="20"/>
+        </w:rPr>
+        <w:t>LOGIN_FAILURE</w:t>
+      </w:r>
+    </w:p>
+    <w:p>
+      <w:pPr>
+        <w:spacing w:before="100" w:beforeAutospacing="1" w:after="100" w:afterAutospacing="1" w:line="240" w:lineRule="auto"/>
+        <w:outlineLvl w:val="2"/>
+        <w:rPr>
+          <w:rFonts w:ascii="Times New Roman" w:eastAsia="Times New Roman" w:hAnsi="Times New Roman" w:cs="Times New Roman"/>
+          <w:b/>
+          <w:bCs/>
+          <w:sz w:val="27"/>
+          <w:szCs w:val="27"/>
+        </w:rPr>
+      </w:pPr>
+      <w:r>
+        <w:rPr>
+          <w:rFonts w:ascii="Times New Roman" w:eastAsia="Times New Roman" w:hAnsi="Times New Roman" w:cs="Times New Roman"/>
+          <w:b/>
+          <w:bCs/>
+          <w:sz w:val="27"/>
+          <w:szCs w:val="27"/>
+        </w:rPr>
+        <w:t>Meaning:</w:t>
+      </w:r>
+    </w:p>
+    <w:p>
+      <w:pPr>
+        <w:spacing w:beforeAutospacing="1" w:after="100" w:afterAutospacing="1" w:line="240" w:lineRule="auto"/>
+        <w:rPr>
+          <w:rFonts w:ascii="Times New Roman" w:eastAsia="Times New Roman" w:hAnsi="Times New Roman" w:cs="Times New Roman"/>
+          <w:sz w:val="24"/>
+          <w:szCs w:val="24"/>
+        </w:rPr>
+      </w:pPr>
+      <w:r>
+        <w:rPr>
+          <w:rFonts w:ascii="Times New Roman" w:eastAsia="Times New Roman" w:hAnsi="Times New Roman" w:cs="Times New Roman"/>
+          <w:sz w:val="24"/>
+          <w:szCs w:val="24"/>
+        </w:rPr>
+        <w:t>“Authentication failed”</w:t>
+      </w:r>
+    </w:p>
+    <w:p>
+      <w:pPr>
+        <w:spacing w:before="100" w:beforeAutospacing="1" w:after="100" w:afterAutospacing="1" w:line="240" w:lineRule="auto"/>
+        <w:rPr>
+          <w:rFonts w:ascii="Times New Roman" w:eastAsia="Times New Roman" w:hAnsi="Times New Roman" w:cs="Times New Roman"/>
+          <w:sz w:val="24"/>
+          <w:szCs w:val="24"/>
+        </w:rPr>
+      </w:pPr>
+      <w:r>
+        <w:rPr>
+          <w:rFonts w:ascii="Times New Roman" w:eastAsia="Times New Roman" w:hAnsi="Times New Roman" w:cs="Times New Roman"/>
+          <w:sz w:val="24"/>
+          <w:szCs w:val="24"/>
+        </w:rPr>
+        <w:t>UI reacts:</w:t>
+      </w:r>
+    </w:p>
+    <w:p>
+      <w:pPr>
+        <w:numPr>
+          <w:ilvl w:val="0"/>
+          <w:numId w:val="5"/>
+        </w:numPr>
+        <w:spacing w:before="100" w:beforeAutospacing="1" w:after="100" w:afterAutospacing="1" w:line="240" w:lineRule="auto"/>
+        <w:rPr>
+          <w:rFonts w:ascii="Times New Roman" w:eastAsia="Times New Roman" w:hAnsi="Times New Roman" w:cs="Times New Roman"/>
+          <w:sz w:val="24"/>
+          <w:szCs w:val="24"/>
+        </w:rPr>
+      </w:pPr>
+      <w:r>
+        <w:rPr>
+          <w:rFonts w:ascii="Times New Roman" w:eastAsia="Times New Roman" w:hAnsi="Times New Roman" w:cs="Times New Roman"/>
+          <w:sz w:val="24"/>
+          <w:szCs w:val="24"/>
+        </w:rPr>
+        <w:t xml:space="preserve">error message appears </w:t>
+      </w:r>
+    </w:p>
+    <w:p>
+      <w:pPr>
+        <w:numPr>
+          <w:ilvl w:val="0"/>
+          <w:numId w:val="5"/>
+        </w:numPr>
+        <w:spacing w:before="100" w:beforeAutospacing="1" w:after="100" w:afterAutospacing="1" w:line="240" w:lineRule="auto"/>
+        <w:rPr>
+          <w:rFonts w:ascii="Times New Roman" w:eastAsia="Times New Roman" w:hAnsi="Times New Roman" w:cs="Times New Roman"/>
+          <w:sz w:val="24"/>
+          <w:szCs w:val="24"/>
+        </w:rPr>
+      </w:pPr>
+      <w:r>
+        <w:rPr>
+          <w:rFonts w:ascii="Times New Roman" w:eastAsia="Times New Roman" w:hAnsi="Times New Roman" w:cs="Times New Roman"/>
+          <w:sz w:val="24"/>
+          <w:szCs w:val="24"/>
+        </w:rPr>
+        <w:t xml:space="preserve">loading stops </w:t>
+      </w:r>
+    </w:p>
+    <w:p>
+      <w:pPr>
+        <w:spacing w:after="0" w:line="240" w:lineRule="auto"/>
+        <w:rPr>
+          <w:rFonts w:ascii="Times New Roman" w:eastAsia="Times New Roman" w:hAnsi="Times New Roman" w:cs="Times New Roman"/>
+          <w:sz w:val="24"/>
+          <w:szCs w:val="24"/>
+        </w:rPr>
+      </w:pPr>
+      <w:r>
+        <w:rPr>
+          <w:rFonts w:ascii="Times New Roman" w:eastAsia="Times New Roman" w:hAnsi="Times New Roman" w:cs="Times New Roman"/>
+          <w:sz w:val="24"/>
+          <w:szCs w:val="24"/>
+        </w:rPr>
+        <w:pict>
+          <v:rect id="_x0000_i1030" style="width:0;height:1.5pt" o:hralign="center" o:hrstd="t" o:hr="t" fillcolor="#a0a0a0" stroked="f"/>
+        </w:pict>
+      </w:r>
+    </w:p>
+    <w:p>
+      <w:pPr>
+        <w:spacing w:before="100" w:beforeAutospacing="1" w:after="100" w:afterAutospacing="1" w:line="240" w:lineRule="auto"/>
+        <w:outlineLvl w:val="1"/>
+        <w:rPr>
+          <w:rFonts w:ascii="Times New Roman" w:eastAsia="Times New Roman" w:hAnsi="Times New Roman" w:cs="Times New Roman"/>
+          <w:b/>
+          <w:bCs/>
+          <w:sz w:val="36"/>
+          <w:szCs w:val="36"/>
+        </w:rPr>
+      </w:pPr>
+      <w:r>
+        <w:rPr>
+          <w:rFonts w:ascii="Times New Roman" w:eastAsia="Times New Roman" w:hAnsi="Times New Roman" w:cs="Times New Roman"/>
+          <w:b/>
+          <w:bCs/>
+          <w:sz w:val="36"/>
+          <w:szCs w:val="36"/>
+        </w:rPr>
+        <w:t>🟣 STEP 7 — Auto redirect system</w:t>
+      </w:r>
+    </w:p>
+    <w:p>
+      <w:pPr>
+        <w:tabs>
+          <w:tab w:val="left" w:pos="916"/>
+          <w:tab w:val="left" w:pos="1832"/>
+          <w:tab w:val="left" w:pos="2748"/>
+          <w:tab w:val="left" w:pos="3664"/>
+          <w:tab w:val="left" w:pos="4580"/>
+          <w:tab w:val="left" w:pos="5496"/>
+          <w:tab w:val="left" w:pos="6412"/>
+          <w:tab w:val="left" w:pos="7328"/>
+          <w:tab w:val="left" w:pos="8244"/>
+          <w:tab w:val="left" w:pos="9160"/>
+          <w:tab w:val="left" w:pos="10076"/>
+          <w:tab w:val="left" w:pos="10992"/>
+          <w:tab w:val="left" w:pos="11908"/>
+          <w:tab w:val="left" w:pos="12824"/>
+          <w:tab w:val="left" w:pos="13740"/>
+          <w:tab w:val="left" w:pos="14656"/>
+        </w:tabs>
+        <w:spacing w:after="0" w:line="240" w:lineRule="auto"/>
+        <w:rPr>
+          <w:rFonts w:ascii="Courier New" w:eastAsia="Times New Roman" w:hAnsi="Courier New" w:cs="Courier New"/>
+          <w:sz w:val="20"/>
+          <w:szCs w:val="20"/>
+        </w:rPr>
+      </w:pPr>
+      <w:r>
+        <w:rPr>
+          <w:rFonts w:ascii="Courier New" w:eastAsia="Times New Roman" w:hAnsi="Courier New" w:cs="Courier New"/>
+          <w:sz w:val="20"/>
+          <w:szCs w:val="20"/>
+        </w:rPr>
+        <w:t xml:space="preserve">if (user) </w:t>
       </w:r>
       <w:proofErr w:type="gramStart"/>
       <w:r>
@@ -610,7 +1702,7 @@
           <w:sz w:val="20"/>
           <w:szCs w:val="20"/>
         </w:rPr>
-        <w:t>dispatch(</w:t>
+        <w:t>navigate(</w:t>
       </w:r>
       <w:proofErr w:type="gramEnd"/>
       <w:r>
@@ -619,76 +1711,85 @@
           <w:sz w:val="20"/>
           <w:szCs w:val="20"/>
         </w:rPr>
-        <w:t xml:space="preserve">"LOGIN_SUCCESS", </w:t>
-      </w:r>
-      <w:proofErr w:type="spellStart"/>
-      <w:r>
-        <w:rPr>
-          <w:rFonts w:ascii="Courier New" w:eastAsia="Times New Roman" w:hAnsi="Courier New" w:cs="Courier New"/>
-          <w:sz w:val="20"/>
-          <w:szCs w:val="20"/>
-        </w:rPr>
-        <w:t>userData</w:t>
-      </w:r>
-      <w:proofErr w:type="spellEnd"/>
-      <w:r>
-        <w:rPr>
-          <w:rFonts w:ascii="Courier New" w:eastAsia="Times New Roman" w:hAnsi="Courier New" w:cs="Courier New"/>
-          <w:sz w:val="20"/>
-          <w:szCs w:val="20"/>
-        </w:rPr>
-        <w:t>)</w:t>
-      </w:r>
-      <w:r>
-        <w:rPr>
-          <w:rFonts w:ascii="Courier New" w:eastAsia="Times New Roman" w:hAnsi="Courier New" w:cs="Courier New"/>
-          <w:sz w:val="20"/>
-          <w:szCs w:val="20"/>
-        </w:rPr>
-        <w:br/>
-        <w:t>6. Reducer updates state</w:t>
-      </w:r>
-      <w:r>
-        <w:rPr>
-          <w:rFonts w:ascii="Courier New" w:eastAsia="Times New Roman" w:hAnsi="Courier New" w:cs="Courier New"/>
-          <w:sz w:val="20"/>
-          <w:szCs w:val="20"/>
-        </w:rPr>
-        <w:br/>
-        <w:t xml:space="preserve">7. </w:t>
-      </w:r>
-      <w:proofErr w:type="gramStart"/>
-      <w:r>
-        <w:rPr>
-          <w:rFonts w:ascii="Courier New" w:eastAsia="Times New Roman" w:hAnsi="Courier New" w:cs="Courier New"/>
-          <w:sz w:val="20"/>
-          <w:szCs w:val="20"/>
-        </w:rPr>
-        <w:t>user</w:t>
-      </w:r>
-      <w:proofErr w:type="gramEnd"/>
-      <w:r>
-        <w:rPr>
-          <w:rFonts w:ascii="Courier New" w:eastAsia="Times New Roman" w:hAnsi="Courier New" w:cs="Courier New"/>
-          <w:sz w:val="20"/>
-          <w:szCs w:val="20"/>
-        </w:rPr>
-        <w:t xml:space="preserve"> is now global</w:t>
-      </w:r>
-      <w:r>
-        <w:rPr>
-          <w:rFonts w:ascii="Courier New" w:eastAsia="Times New Roman" w:hAnsi="Courier New" w:cs="Courier New"/>
-          <w:sz w:val="20"/>
-          <w:szCs w:val="20"/>
-        </w:rPr>
-        <w:br/>
-        <w:t>8. UI re-renders automatically</w:t>
-      </w:r>
-    </w:p>
-    <w:p>
+        <w:t>"/")</w:t>
+      </w:r>
+    </w:p>
+    <w:p>
+      <w:pPr>
+        <w:spacing w:before="100" w:beforeAutospacing="1" w:after="100" w:afterAutospacing="1" w:line="240" w:lineRule="auto"/>
+        <w:rPr>
+          <w:rFonts w:ascii="Times New Roman" w:eastAsia="Times New Roman" w:hAnsi="Times New Roman" w:cs="Times New Roman"/>
+          <w:sz w:val="24"/>
+          <w:szCs w:val="24"/>
+        </w:rPr>
+      </w:pPr>
+      <w:r>
+        <w:rPr>
+          <w:rFonts w:ascii="Segoe UI Symbol" w:eastAsia="Times New Roman" w:hAnsi="Segoe UI Symbol" w:cs="Segoe UI Symbol"/>
+          <w:sz w:val="24"/>
+          <w:szCs w:val="24"/>
+        </w:rPr>
+        <w:t>👉</w:t>
+      </w:r>
+      <w:r>
+        <w:rPr>
+          <w:rFonts w:ascii="Times New Roman" w:eastAsia="Times New Roman" w:hAnsi="Times New Roman" w:cs="Times New Roman"/>
+          <w:sz w:val="24"/>
+          <w:szCs w:val="24"/>
+        </w:rPr>
+        <w:t xml:space="preserve"> This means:</w:t>
+      </w:r>
+    </w:p>
+    <w:p>
+      <w:pPr>
+        <w:spacing w:beforeAutospacing="1" w:after="100" w:afterAutospacing="1" w:line="240" w:lineRule="auto"/>
+        <w:rPr>
+          <w:rFonts w:ascii="Times New Roman" w:eastAsia="Times New Roman" w:hAnsi="Times New Roman" w:cs="Times New Roman"/>
+          <w:sz w:val="24"/>
+          <w:szCs w:val="24"/>
+        </w:rPr>
+      </w:pPr>
+      <w:r>
+        <w:rPr>
+          <w:rFonts w:ascii="Times New Roman" w:eastAsia="Times New Roman" w:hAnsi="Times New Roman" w:cs="Times New Roman"/>
+          <w:sz w:val="24"/>
+          <w:szCs w:val="24"/>
+        </w:rPr>
+        <w:lastRenderedPageBreak/>
+        <w:t>“If login succeeded → move user to home page”</w:t>
+      </w:r>
+    </w:p>
+    <w:p>
+      <w:pPr>
+        <w:tabs>
+          <w:tab w:val="left" w:pos="916"/>
+          <w:tab w:val="left" w:pos="1832"/>
+          <w:tab w:val="left" w:pos="2748"/>
+          <w:tab w:val="left" w:pos="3664"/>
+          <w:tab w:val="left" w:pos="4580"/>
+          <w:tab w:val="left" w:pos="5496"/>
+          <w:tab w:val="left" w:pos="6412"/>
+          <w:tab w:val="left" w:pos="7328"/>
+          <w:tab w:val="left" w:pos="8244"/>
+          <w:tab w:val="left" w:pos="9160"/>
+          <w:tab w:val="left" w:pos="10076"/>
+          <w:tab w:val="left" w:pos="10992"/>
+          <w:tab w:val="left" w:pos="11908"/>
+          <w:tab w:val="left" w:pos="12824"/>
+          <w:tab w:val="left" w:pos="13740"/>
+          <w:tab w:val="left" w:pos="14656"/>
+        </w:tabs>
+        <w:spacing w:after="0" w:line="240" w:lineRule="auto"/>
+        <w:rPr>
+          <w:rFonts w:ascii="Courier New" w:eastAsia="Times New Roman" w:hAnsi="Courier New" w:cs="Courier New"/>
+          <w:sz w:val="20"/>
+          <w:szCs w:val="20"/>
+        </w:rPr>
+      </w:pPr>
       <w:bookmarkStart w:id="0" w:name="_GoBack"/>
       <w:bookmarkEnd w:id="0"/>
     </w:p>
+    <w:p/>
     <w:sectPr>
       <w:pgSz w:w="12240" w:h="15840"/>
       <w:pgMar w:top="1440" w:right="1440" w:bottom="1440" w:left="1440" w:header="708" w:footer="708" w:gutter="0"/>
@@ -697,6 +1798,711 @@
     </w:sectPr>
   </w:body>
 </w:document>
+</file>
+
+<file path=word/numbering.xml><?xml version="1.0" encoding="utf-8"?>
+<w:numbering xmlns:wpc="http://schemas.microsoft.com/office/word/2010/wordprocessingCanvas" xmlns:cx="http://schemas.microsoft.com/office/drawing/2014/chartex" xmlns:mc="http://schemas.openxmlformats.org/markup-compatibility/2006" xmlns:o="urn:schemas-microsoft-com:office:office" xmlns:r="http://schemas.openxmlformats.org/officeDocument/2006/relationships" xmlns:m="http://schemas.openxmlformats.org/officeDocument/2006/math" xmlns:v="urn:schemas-microsoft-com:vml" xmlns:wp14="http://schemas.microsoft.com/office/word/2010/wordprocessingDrawing" xmlns:wp="http://schemas.openxmlformats.org/drawingml/2006/wordprocessingDrawing" xmlns:w10="urn:schemas-microsoft-com:office:word" xmlns:w="http://schemas.openxmlformats.org/wordprocessingml/2006/main" xmlns:w14="http://schemas.microsoft.com/office/word/2010/wordml" xmlns:w15="http://schemas.microsoft.com/office/word/2012/wordml" xmlns:w16se="http://schemas.microsoft.com/office/word/2015/wordml/symex" xmlns:wpg="http://schemas.microsoft.com/office/word/2010/wordprocessingGroup" xmlns:wpi="http://schemas.microsoft.com/office/word/2010/wordprocessingInk" xmlns:wne="http://schemas.microsoft.com/office/word/2006/wordml" xmlns:wps="http://schemas.microsoft.com/office/word/2010/wordprocessingShape" mc:Ignorable="w14 w15 w16se wp14">
+  <w:abstractNum w:abstractNumId="0" w15:restartNumberingAfterBreak="0">
+    <w:nsid w:val="10BF2C1E"/>
+    <w:multiLevelType w:val="multilevel"/>
+    <w:tmpl w:val="82849888"/>
+    <w:lvl w:ilvl="0">
+      <w:start w:val="1"/>
+      <w:numFmt w:val="bullet"/>
+      <w:lvlText w:val=""/>
+      <w:lvlJc w:val="left"/>
+      <w:pPr>
+        <w:tabs>
+          <w:tab w:val="num" w:pos="720"/>
+        </w:tabs>
+        <w:ind w:left="720" w:hanging="360"/>
+      </w:pPr>
+      <w:rPr>
+        <w:rFonts w:ascii="Symbol" w:hAnsi="Symbol" w:hint="default"/>
+        <w:sz w:val="20"/>
+      </w:rPr>
+    </w:lvl>
+    <w:lvl w:ilvl="1" w:tentative="1">
+      <w:start w:val="1"/>
+      <w:numFmt w:val="bullet"/>
+      <w:lvlText w:val="o"/>
+      <w:lvlJc w:val="left"/>
+      <w:pPr>
+        <w:tabs>
+          <w:tab w:val="num" w:pos="1440"/>
+        </w:tabs>
+        <w:ind w:left="1440" w:hanging="360"/>
+      </w:pPr>
+      <w:rPr>
+        <w:rFonts w:ascii="Courier New" w:hAnsi="Courier New" w:hint="default"/>
+        <w:sz w:val="20"/>
+      </w:rPr>
+    </w:lvl>
+    <w:lvl w:ilvl="2" w:tentative="1">
+      <w:start w:val="1"/>
+      <w:numFmt w:val="bullet"/>
+      <w:lvlText w:val=""/>
+      <w:lvlJc w:val="left"/>
+      <w:pPr>
+        <w:tabs>
+          <w:tab w:val="num" w:pos="2160"/>
+        </w:tabs>
+        <w:ind w:left="2160" w:hanging="360"/>
+      </w:pPr>
+      <w:rPr>
+        <w:rFonts w:ascii="Wingdings" w:hAnsi="Wingdings" w:hint="default"/>
+        <w:sz w:val="20"/>
+      </w:rPr>
+    </w:lvl>
+    <w:lvl w:ilvl="3" w:tentative="1">
+      <w:start w:val="1"/>
+      <w:numFmt w:val="bullet"/>
+      <w:lvlText w:val=""/>
+      <w:lvlJc w:val="left"/>
+      <w:pPr>
+        <w:tabs>
+          <w:tab w:val="num" w:pos="2880"/>
+        </w:tabs>
+        <w:ind w:left="2880" w:hanging="360"/>
+      </w:pPr>
+      <w:rPr>
+        <w:rFonts w:ascii="Wingdings" w:hAnsi="Wingdings" w:hint="default"/>
+        <w:sz w:val="20"/>
+      </w:rPr>
+    </w:lvl>
+    <w:lvl w:ilvl="4" w:tentative="1">
+      <w:start w:val="1"/>
+      <w:numFmt w:val="bullet"/>
+      <w:lvlText w:val=""/>
+      <w:lvlJc w:val="left"/>
+      <w:pPr>
+        <w:tabs>
+          <w:tab w:val="num" w:pos="3600"/>
+        </w:tabs>
+        <w:ind w:left="3600" w:hanging="360"/>
+      </w:pPr>
+      <w:rPr>
+        <w:rFonts w:ascii="Wingdings" w:hAnsi="Wingdings" w:hint="default"/>
+        <w:sz w:val="20"/>
+      </w:rPr>
+    </w:lvl>
+    <w:lvl w:ilvl="5" w:tentative="1">
+      <w:start w:val="1"/>
+      <w:numFmt w:val="bullet"/>
+      <w:lvlText w:val=""/>
+      <w:lvlJc w:val="left"/>
+      <w:pPr>
+        <w:tabs>
+          <w:tab w:val="num" w:pos="4320"/>
+        </w:tabs>
+        <w:ind w:left="4320" w:hanging="360"/>
+      </w:pPr>
+      <w:rPr>
+        <w:rFonts w:ascii="Wingdings" w:hAnsi="Wingdings" w:hint="default"/>
+        <w:sz w:val="20"/>
+      </w:rPr>
+    </w:lvl>
+    <w:lvl w:ilvl="6" w:tentative="1">
+      <w:start w:val="1"/>
+      <w:numFmt w:val="bullet"/>
+      <w:lvlText w:val=""/>
+      <w:lvlJc w:val="left"/>
+      <w:pPr>
+        <w:tabs>
+          <w:tab w:val="num" w:pos="5040"/>
+        </w:tabs>
+        <w:ind w:left="5040" w:hanging="360"/>
+      </w:pPr>
+      <w:rPr>
+        <w:rFonts w:ascii="Wingdings" w:hAnsi="Wingdings" w:hint="default"/>
+        <w:sz w:val="20"/>
+      </w:rPr>
+    </w:lvl>
+    <w:lvl w:ilvl="7" w:tentative="1">
+      <w:start w:val="1"/>
+      <w:numFmt w:val="bullet"/>
+      <w:lvlText w:val=""/>
+      <w:lvlJc w:val="left"/>
+      <w:pPr>
+        <w:tabs>
+          <w:tab w:val="num" w:pos="5760"/>
+        </w:tabs>
+        <w:ind w:left="5760" w:hanging="360"/>
+      </w:pPr>
+      <w:rPr>
+        <w:rFonts w:ascii="Wingdings" w:hAnsi="Wingdings" w:hint="default"/>
+        <w:sz w:val="20"/>
+      </w:rPr>
+    </w:lvl>
+    <w:lvl w:ilvl="8" w:tentative="1">
+      <w:start w:val="1"/>
+      <w:numFmt w:val="bullet"/>
+      <w:lvlText w:val=""/>
+      <w:lvlJc w:val="left"/>
+      <w:pPr>
+        <w:tabs>
+          <w:tab w:val="num" w:pos="6480"/>
+        </w:tabs>
+        <w:ind w:left="6480" w:hanging="360"/>
+      </w:pPr>
+      <w:rPr>
+        <w:rFonts w:ascii="Wingdings" w:hAnsi="Wingdings" w:hint="default"/>
+        <w:sz w:val="20"/>
+      </w:rPr>
+    </w:lvl>
+  </w:abstractNum>
+  <w:abstractNum w:abstractNumId="1" w15:restartNumberingAfterBreak="0">
+    <w:nsid w:val="2EF52D1C"/>
+    <w:multiLevelType w:val="multilevel"/>
+    <w:tmpl w:val="69B820CA"/>
+    <w:lvl w:ilvl="0">
+      <w:start w:val="1"/>
+      <w:numFmt w:val="bullet"/>
+      <w:lvlText w:val=""/>
+      <w:lvlJc w:val="left"/>
+      <w:pPr>
+        <w:tabs>
+          <w:tab w:val="num" w:pos="720"/>
+        </w:tabs>
+        <w:ind w:left="720" w:hanging="360"/>
+      </w:pPr>
+      <w:rPr>
+        <w:rFonts w:ascii="Symbol" w:hAnsi="Symbol" w:hint="default"/>
+        <w:sz w:val="20"/>
+      </w:rPr>
+    </w:lvl>
+    <w:lvl w:ilvl="1" w:tentative="1">
+      <w:start w:val="1"/>
+      <w:numFmt w:val="bullet"/>
+      <w:lvlText w:val="o"/>
+      <w:lvlJc w:val="left"/>
+      <w:pPr>
+        <w:tabs>
+          <w:tab w:val="num" w:pos="1440"/>
+        </w:tabs>
+        <w:ind w:left="1440" w:hanging="360"/>
+      </w:pPr>
+      <w:rPr>
+        <w:rFonts w:ascii="Courier New" w:hAnsi="Courier New" w:hint="default"/>
+        <w:sz w:val="20"/>
+      </w:rPr>
+    </w:lvl>
+    <w:lvl w:ilvl="2" w:tentative="1">
+      <w:start w:val="1"/>
+      <w:numFmt w:val="bullet"/>
+      <w:lvlText w:val=""/>
+      <w:lvlJc w:val="left"/>
+      <w:pPr>
+        <w:tabs>
+          <w:tab w:val="num" w:pos="2160"/>
+        </w:tabs>
+        <w:ind w:left="2160" w:hanging="360"/>
+      </w:pPr>
+      <w:rPr>
+        <w:rFonts w:ascii="Wingdings" w:hAnsi="Wingdings" w:hint="default"/>
+        <w:sz w:val="20"/>
+      </w:rPr>
+    </w:lvl>
+    <w:lvl w:ilvl="3" w:tentative="1">
+      <w:start w:val="1"/>
+      <w:numFmt w:val="bullet"/>
+      <w:lvlText w:val=""/>
+      <w:lvlJc w:val="left"/>
+      <w:pPr>
+        <w:tabs>
+          <w:tab w:val="num" w:pos="2880"/>
+        </w:tabs>
+        <w:ind w:left="2880" w:hanging="360"/>
+      </w:pPr>
+      <w:rPr>
+        <w:rFonts w:ascii="Wingdings" w:hAnsi="Wingdings" w:hint="default"/>
+        <w:sz w:val="20"/>
+      </w:rPr>
+    </w:lvl>
+    <w:lvl w:ilvl="4" w:tentative="1">
+      <w:start w:val="1"/>
+      <w:numFmt w:val="bullet"/>
+      <w:lvlText w:val=""/>
+      <w:lvlJc w:val="left"/>
+      <w:pPr>
+        <w:tabs>
+          <w:tab w:val="num" w:pos="3600"/>
+        </w:tabs>
+        <w:ind w:left="3600" w:hanging="360"/>
+      </w:pPr>
+      <w:rPr>
+        <w:rFonts w:ascii="Wingdings" w:hAnsi="Wingdings" w:hint="default"/>
+        <w:sz w:val="20"/>
+      </w:rPr>
+    </w:lvl>
+    <w:lvl w:ilvl="5" w:tentative="1">
+      <w:start w:val="1"/>
+      <w:numFmt w:val="bullet"/>
+      <w:lvlText w:val=""/>
+      <w:lvlJc w:val="left"/>
+      <w:pPr>
+        <w:tabs>
+          <w:tab w:val="num" w:pos="4320"/>
+        </w:tabs>
+        <w:ind w:left="4320" w:hanging="360"/>
+      </w:pPr>
+      <w:rPr>
+        <w:rFonts w:ascii="Wingdings" w:hAnsi="Wingdings" w:hint="default"/>
+        <w:sz w:val="20"/>
+      </w:rPr>
+    </w:lvl>
+    <w:lvl w:ilvl="6" w:tentative="1">
+      <w:start w:val="1"/>
+      <w:numFmt w:val="bullet"/>
+      <w:lvlText w:val=""/>
+      <w:lvlJc w:val="left"/>
+      <w:pPr>
+        <w:tabs>
+          <w:tab w:val="num" w:pos="5040"/>
+        </w:tabs>
+        <w:ind w:left="5040" w:hanging="360"/>
+      </w:pPr>
+      <w:rPr>
+        <w:rFonts w:ascii="Wingdings" w:hAnsi="Wingdings" w:hint="default"/>
+        <w:sz w:val="20"/>
+      </w:rPr>
+    </w:lvl>
+    <w:lvl w:ilvl="7" w:tentative="1">
+      <w:start w:val="1"/>
+      <w:numFmt w:val="bullet"/>
+      <w:lvlText w:val=""/>
+      <w:lvlJc w:val="left"/>
+      <w:pPr>
+        <w:tabs>
+          <w:tab w:val="num" w:pos="5760"/>
+        </w:tabs>
+        <w:ind w:left="5760" w:hanging="360"/>
+      </w:pPr>
+      <w:rPr>
+        <w:rFonts w:ascii="Wingdings" w:hAnsi="Wingdings" w:hint="default"/>
+        <w:sz w:val="20"/>
+      </w:rPr>
+    </w:lvl>
+    <w:lvl w:ilvl="8" w:tentative="1">
+      <w:start w:val="1"/>
+      <w:numFmt w:val="bullet"/>
+      <w:lvlText w:val=""/>
+      <w:lvlJc w:val="left"/>
+      <w:pPr>
+        <w:tabs>
+          <w:tab w:val="num" w:pos="6480"/>
+        </w:tabs>
+        <w:ind w:left="6480" w:hanging="360"/>
+      </w:pPr>
+      <w:rPr>
+        <w:rFonts w:ascii="Wingdings" w:hAnsi="Wingdings" w:hint="default"/>
+        <w:sz w:val="20"/>
+      </w:rPr>
+    </w:lvl>
+  </w:abstractNum>
+  <w:abstractNum w:abstractNumId="2" w15:restartNumberingAfterBreak="0">
+    <w:nsid w:val="426F4F07"/>
+    <w:multiLevelType w:val="multilevel"/>
+    <w:tmpl w:val="270E8F42"/>
+    <w:lvl w:ilvl="0">
+      <w:start w:val="1"/>
+      <w:numFmt w:val="bullet"/>
+      <w:lvlText w:val=""/>
+      <w:lvlJc w:val="left"/>
+      <w:pPr>
+        <w:tabs>
+          <w:tab w:val="num" w:pos="720"/>
+        </w:tabs>
+        <w:ind w:left="720" w:hanging="360"/>
+      </w:pPr>
+      <w:rPr>
+        <w:rFonts w:ascii="Symbol" w:hAnsi="Symbol" w:hint="default"/>
+        <w:sz w:val="20"/>
+      </w:rPr>
+    </w:lvl>
+    <w:lvl w:ilvl="1" w:tentative="1">
+      <w:start w:val="1"/>
+      <w:numFmt w:val="bullet"/>
+      <w:lvlText w:val="o"/>
+      <w:lvlJc w:val="left"/>
+      <w:pPr>
+        <w:tabs>
+          <w:tab w:val="num" w:pos="1440"/>
+        </w:tabs>
+        <w:ind w:left="1440" w:hanging="360"/>
+      </w:pPr>
+      <w:rPr>
+        <w:rFonts w:ascii="Courier New" w:hAnsi="Courier New" w:hint="default"/>
+        <w:sz w:val="20"/>
+      </w:rPr>
+    </w:lvl>
+    <w:lvl w:ilvl="2" w:tentative="1">
+      <w:start w:val="1"/>
+      <w:numFmt w:val="bullet"/>
+      <w:lvlText w:val=""/>
+      <w:lvlJc w:val="left"/>
+      <w:pPr>
+        <w:tabs>
+          <w:tab w:val="num" w:pos="2160"/>
+        </w:tabs>
+        <w:ind w:left="2160" w:hanging="360"/>
+      </w:pPr>
+      <w:rPr>
+        <w:rFonts w:ascii="Wingdings" w:hAnsi="Wingdings" w:hint="default"/>
+        <w:sz w:val="20"/>
+      </w:rPr>
+    </w:lvl>
+    <w:lvl w:ilvl="3" w:tentative="1">
+      <w:start w:val="1"/>
+      <w:numFmt w:val="bullet"/>
+      <w:lvlText w:val=""/>
+      <w:lvlJc w:val="left"/>
+      <w:pPr>
+        <w:tabs>
+          <w:tab w:val="num" w:pos="2880"/>
+        </w:tabs>
+        <w:ind w:left="2880" w:hanging="360"/>
+      </w:pPr>
+      <w:rPr>
+        <w:rFonts w:ascii="Wingdings" w:hAnsi="Wingdings" w:hint="default"/>
+        <w:sz w:val="20"/>
+      </w:rPr>
+    </w:lvl>
+    <w:lvl w:ilvl="4" w:tentative="1">
+      <w:start w:val="1"/>
+      <w:numFmt w:val="bullet"/>
+      <w:lvlText w:val=""/>
+      <w:lvlJc w:val="left"/>
+      <w:pPr>
+        <w:tabs>
+          <w:tab w:val="num" w:pos="3600"/>
+        </w:tabs>
+        <w:ind w:left="3600" w:hanging="360"/>
+      </w:pPr>
+      <w:rPr>
+        <w:rFonts w:ascii="Wingdings" w:hAnsi="Wingdings" w:hint="default"/>
+        <w:sz w:val="20"/>
+      </w:rPr>
+    </w:lvl>
+    <w:lvl w:ilvl="5" w:tentative="1">
+      <w:start w:val="1"/>
+      <w:numFmt w:val="bullet"/>
+      <w:lvlText w:val=""/>
+      <w:lvlJc w:val="left"/>
+      <w:pPr>
+        <w:tabs>
+          <w:tab w:val="num" w:pos="4320"/>
+        </w:tabs>
+        <w:ind w:left="4320" w:hanging="360"/>
+      </w:pPr>
+      <w:rPr>
+        <w:rFonts w:ascii="Wingdings" w:hAnsi="Wingdings" w:hint="default"/>
+        <w:sz w:val="20"/>
+      </w:rPr>
+    </w:lvl>
+    <w:lvl w:ilvl="6" w:tentative="1">
+      <w:start w:val="1"/>
+      <w:numFmt w:val="bullet"/>
+      <w:lvlText w:val=""/>
+      <w:lvlJc w:val="left"/>
+      <w:pPr>
+        <w:tabs>
+          <w:tab w:val="num" w:pos="5040"/>
+        </w:tabs>
+        <w:ind w:left="5040" w:hanging="360"/>
+      </w:pPr>
+      <w:rPr>
+        <w:rFonts w:ascii="Wingdings" w:hAnsi="Wingdings" w:hint="default"/>
+        <w:sz w:val="20"/>
+      </w:rPr>
+    </w:lvl>
+    <w:lvl w:ilvl="7" w:tentative="1">
+      <w:start w:val="1"/>
+      <w:numFmt w:val="bullet"/>
+      <w:lvlText w:val=""/>
+      <w:lvlJc w:val="left"/>
+      <w:pPr>
+        <w:tabs>
+          <w:tab w:val="num" w:pos="5760"/>
+        </w:tabs>
+        <w:ind w:left="5760" w:hanging="360"/>
+      </w:pPr>
+      <w:rPr>
+        <w:rFonts w:ascii="Wingdings" w:hAnsi="Wingdings" w:hint="default"/>
+        <w:sz w:val="20"/>
+      </w:rPr>
+    </w:lvl>
+    <w:lvl w:ilvl="8" w:tentative="1">
+      <w:start w:val="1"/>
+      <w:numFmt w:val="bullet"/>
+      <w:lvlText w:val=""/>
+      <w:lvlJc w:val="left"/>
+      <w:pPr>
+        <w:tabs>
+          <w:tab w:val="num" w:pos="6480"/>
+        </w:tabs>
+        <w:ind w:left="6480" w:hanging="360"/>
+      </w:pPr>
+      <w:rPr>
+        <w:rFonts w:ascii="Wingdings" w:hAnsi="Wingdings" w:hint="default"/>
+        <w:sz w:val="20"/>
+      </w:rPr>
+    </w:lvl>
+  </w:abstractNum>
+  <w:abstractNum w:abstractNumId="3" w15:restartNumberingAfterBreak="0">
+    <w:nsid w:val="48E77F99"/>
+    <w:multiLevelType w:val="multilevel"/>
+    <w:tmpl w:val="D50CB07C"/>
+    <w:lvl w:ilvl="0">
+      <w:start w:val="1"/>
+      <w:numFmt w:val="bullet"/>
+      <w:lvlText w:val=""/>
+      <w:lvlJc w:val="left"/>
+      <w:pPr>
+        <w:tabs>
+          <w:tab w:val="num" w:pos="720"/>
+        </w:tabs>
+        <w:ind w:left="720" w:hanging="360"/>
+      </w:pPr>
+      <w:rPr>
+        <w:rFonts w:ascii="Symbol" w:hAnsi="Symbol" w:hint="default"/>
+        <w:sz w:val="20"/>
+      </w:rPr>
+    </w:lvl>
+    <w:lvl w:ilvl="1" w:tentative="1">
+      <w:start w:val="1"/>
+      <w:numFmt w:val="bullet"/>
+      <w:lvlText w:val="o"/>
+      <w:lvlJc w:val="left"/>
+      <w:pPr>
+        <w:tabs>
+          <w:tab w:val="num" w:pos="1440"/>
+        </w:tabs>
+        <w:ind w:left="1440" w:hanging="360"/>
+      </w:pPr>
+      <w:rPr>
+        <w:rFonts w:ascii="Courier New" w:hAnsi="Courier New" w:hint="default"/>
+        <w:sz w:val="20"/>
+      </w:rPr>
+    </w:lvl>
+    <w:lvl w:ilvl="2" w:tentative="1">
+      <w:start w:val="1"/>
+      <w:numFmt w:val="bullet"/>
+      <w:lvlText w:val=""/>
+      <w:lvlJc w:val="left"/>
+      <w:pPr>
+        <w:tabs>
+          <w:tab w:val="num" w:pos="2160"/>
+        </w:tabs>
+        <w:ind w:left="2160" w:hanging="360"/>
+      </w:pPr>
+      <w:rPr>
+        <w:rFonts w:ascii="Wingdings" w:hAnsi="Wingdings" w:hint="default"/>
+        <w:sz w:val="20"/>
+      </w:rPr>
+    </w:lvl>
+    <w:lvl w:ilvl="3" w:tentative="1">
+      <w:start w:val="1"/>
+      <w:numFmt w:val="bullet"/>
+      <w:lvlText w:val=""/>
+      <w:lvlJc w:val="left"/>
+      <w:pPr>
+        <w:tabs>
+          <w:tab w:val="num" w:pos="2880"/>
+        </w:tabs>
+        <w:ind w:left="2880" w:hanging="360"/>
+      </w:pPr>
+      <w:rPr>
+        <w:rFonts w:ascii="Wingdings" w:hAnsi="Wingdings" w:hint="default"/>
+        <w:sz w:val="20"/>
+      </w:rPr>
+    </w:lvl>
+    <w:lvl w:ilvl="4" w:tentative="1">
+      <w:start w:val="1"/>
+      <w:numFmt w:val="bullet"/>
+      <w:lvlText w:val=""/>
+      <w:lvlJc w:val="left"/>
+      <w:pPr>
+        <w:tabs>
+          <w:tab w:val="num" w:pos="3600"/>
+        </w:tabs>
+        <w:ind w:left="3600" w:hanging="360"/>
+      </w:pPr>
+      <w:rPr>
+        <w:rFonts w:ascii="Wingdings" w:hAnsi="Wingdings" w:hint="default"/>
+        <w:sz w:val="20"/>
+      </w:rPr>
+    </w:lvl>
+    <w:lvl w:ilvl="5" w:tentative="1">
+      <w:start w:val="1"/>
+      <w:numFmt w:val="bullet"/>
+      <w:lvlText w:val=""/>
+      <w:lvlJc w:val="left"/>
+      <w:pPr>
+        <w:tabs>
+          <w:tab w:val="num" w:pos="4320"/>
+        </w:tabs>
+        <w:ind w:left="4320" w:hanging="360"/>
+      </w:pPr>
+      <w:rPr>
+        <w:rFonts w:ascii="Wingdings" w:hAnsi="Wingdings" w:hint="default"/>
+        <w:sz w:val="20"/>
+      </w:rPr>
+    </w:lvl>
+    <w:lvl w:ilvl="6" w:tentative="1">
+      <w:start w:val="1"/>
+      <w:numFmt w:val="bullet"/>
+      <w:lvlText w:val=""/>
+      <w:lvlJc w:val="left"/>
+      <w:pPr>
+        <w:tabs>
+          <w:tab w:val="num" w:pos="5040"/>
+        </w:tabs>
+        <w:ind w:left="5040" w:hanging="360"/>
+      </w:pPr>
+      <w:rPr>
+        <w:rFonts w:ascii="Wingdings" w:hAnsi="Wingdings" w:hint="default"/>
+        <w:sz w:val="20"/>
+      </w:rPr>
+    </w:lvl>
+    <w:lvl w:ilvl="7" w:tentative="1">
+      <w:start w:val="1"/>
+      <w:numFmt w:val="bullet"/>
+      <w:lvlText w:val=""/>
+      <w:lvlJc w:val="left"/>
+      <w:pPr>
+        <w:tabs>
+          <w:tab w:val="num" w:pos="5760"/>
+        </w:tabs>
+        <w:ind w:left="5760" w:hanging="360"/>
+      </w:pPr>
+      <w:rPr>
+        <w:rFonts w:ascii="Wingdings" w:hAnsi="Wingdings" w:hint="default"/>
+        <w:sz w:val="20"/>
+      </w:rPr>
+    </w:lvl>
+    <w:lvl w:ilvl="8" w:tentative="1">
+      <w:start w:val="1"/>
+      <w:numFmt w:val="bullet"/>
+      <w:lvlText w:val=""/>
+      <w:lvlJc w:val="left"/>
+      <w:pPr>
+        <w:tabs>
+          <w:tab w:val="num" w:pos="6480"/>
+        </w:tabs>
+        <w:ind w:left="6480" w:hanging="360"/>
+      </w:pPr>
+      <w:rPr>
+        <w:rFonts w:ascii="Wingdings" w:hAnsi="Wingdings" w:hint="default"/>
+        <w:sz w:val="20"/>
+      </w:rPr>
+    </w:lvl>
+  </w:abstractNum>
+  <w:abstractNum w:abstractNumId="4" w15:restartNumberingAfterBreak="0">
+    <w:nsid w:val="58725366"/>
+    <w:multiLevelType w:val="hybridMultilevel"/>
+    <w:tmpl w:val="FB5A3B5E"/>
+    <w:lvl w:ilvl="0" w:tplc="0409000F">
+      <w:start w:val="1"/>
+      <w:numFmt w:val="decimal"/>
+      <w:lvlText w:val="%1."/>
+      <w:lvlJc w:val="left"/>
+      <w:pPr>
+        <w:ind w:left="720" w:hanging="360"/>
+      </w:pPr>
+      <w:rPr>
+        <w:rFonts w:hint="default"/>
+      </w:rPr>
+    </w:lvl>
+    <w:lvl w:ilvl="1" w:tplc="04090019" w:tentative="1">
+      <w:start w:val="1"/>
+      <w:numFmt w:val="lowerLetter"/>
+      <w:lvlText w:val="%2."/>
+      <w:lvlJc w:val="left"/>
+      <w:pPr>
+        <w:ind w:left="1440" w:hanging="360"/>
+      </w:pPr>
+    </w:lvl>
+    <w:lvl w:ilvl="2" w:tplc="0409001B" w:tentative="1">
+      <w:start w:val="1"/>
+      <w:numFmt w:val="lowerRoman"/>
+      <w:lvlText w:val="%3."/>
+      <w:lvlJc w:val="right"/>
+      <w:pPr>
+        <w:ind w:left="2160" w:hanging="180"/>
+      </w:pPr>
+    </w:lvl>
+    <w:lvl w:ilvl="3" w:tplc="0409000F" w:tentative="1">
+      <w:start w:val="1"/>
+      <w:numFmt w:val="decimal"/>
+      <w:lvlText w:val="%4."/>
+      <w:lvlJc w:val="left"/>
+      <w:pPr>
+        <w:ind w:left="2880" w:hanging="360"/>
+      </w:pPr>
+    </w:lvl>
+    <w:lvl w:ilvl="4" w:tplc="04090019" w:tentative="1">
+      <w:start w:val="1"/>
+      <w:numFmt w:val="lowerLetter"/>
+      <w:lvlText w:val="%5."/>
+      <w:lvlJc w:val="left"/>
+      <w:pPr>
+        <w:ind w:left="3600" w:hanging="360"/>
+      </w:pPr>
+    </w:lvl>
+    <w:lvl w:ilvl="5" w:tplc="0409001B" w:tentative="1">
+      <w:start w:val="1"/>
+      <w:numFmt w:val="lowerRoman"/>
+      <w:lvlText w:val="%6."/>
+      <w:lvlJc w:val="right"/>
+      <w:pPr>
+        <w:ind w:left="4320" w:hanging="180"/>
+      </w:pPr>
+    </w:lvl>
+    <w:lvl w:ilvl="6" w:tplc="0409000F" w:tentative="1">
+      <w:start w:val="1"/>
+      <w:numFmt w:val="decimal"/>
+      <w:lvlText w:val="%7."/>
+      <w:lvlJc w:val="left"/>
+      <w:pPr>
+        <w:ind w:left="5040" w:hanging="360"/>
+      </w:pPr>
+    </w:lvl>
+    <w:lvl w:ilvl="7" w:tplc="04090019" w:tentative="1">
+      <w:start w:val="1"/>
+      <w:numFmt w:val="lowerLetter"/>
+      <w:lvlText w:val="%8."/>
+      <w:lvlJc w:val="left"/>
+      <w:pPr>
+        <w:ind w:left="5760" w:hanging="360"/>
+      </w:pPr>
+    </w:lvl>
+    <w:lvl w:ilvl="8" w:tplc="0409001B" w:tentative="1">
+      <w:start w:val="1"/>
+      <w:numFmt w:val="lowerRoman"/>
+      <w:lvlText w:val="%9."/>
+      <w:lvlJc w:val="right"/>
+      <w:pPr>
+        <w:ind w:left="6480" w:hanging="180"/>
+      </w:pPr>
+    </w:lvl>
+  </w:abstractNum>
+  <w:num w:numId="1">
+    <w:abstractNumId w:val="4"/>
+  </w:num>
+  <w:num w:numId="2">
+    <w:abstractNumId w:val="1"/>
+  </w:num>
+  <w:num w:numId="3">
+    <w:abstractNumId w:val="3"/>
+  </w:num>
+  <w:num w:numId="4">
+    <w:abstractNumId w:val="2"/>
+  </w:num>
+  <w:num w:numId="5">
+    <w:abstractNumId w:val="0"/>
+  </w:num>
+</w:numbering>
 </file>
 
 <file path=word/styles.xml><?xml version="1.0" encoding="utf-8"?>
@@ -1113,6 +2919,52 @@
       <w:szCs w:val="48"/>
     </w:rPr>
   </w:style>
+  <w:style w:type="paragraph" w:styleId="Heading2">
+    <w:name w:val="heading 2"/>
+    <w:basedOn w:val="Normal"/>
+    <w:next w:val="Normal"/>
+    <w:link w:val="Heading2Char"/>
+    <w:uiPriority w:val="9"/>
+    <w:semiHidden/>
+    <w:unhideWhenUsed/>
+    <w:qFormat/>
+    <w:rsid w:val="006574EB"/>
+    <w:pPr>
+      <w:keepNext/>
+      <w:keepLines/>
+      <w:spacing w:before="40" w:after="0"/>
+      <w:outlineLvl w:val="1"/>
+    </w:pPr>
+    <w:rPr>
+      <w:rFonts w:asciiTheme="majorHAnsi" w:eastAsiaTheme="majorEastAsia" w:hAnsiTheme="majorHAnsi" w:cstheme="majorBidi"/>
+      <w:color w:val="365F91" w:themeColor="accent1" w:themeShade="BF"/>
+      <w:sz w:val="26"/>
+      <w:szCs w:val="26"/>
+    </w:rPr>
+  </w:style>
+  <w:style w:type="paragraph" w:styleId="Heading3">
+    <w:name w:val="heading 3"/>
+    <w:basedOn w:val="Normal"/>
+    <w:next w:val="Normal"/>
+    <w:link w:val="Heading3Char"/>
+    <w:uiPriority w:val="9"/>
+    <w:semiHidden/>
+    <w:unhideWhenUsed/>
+    <w:qFormat/>
+    <w:rsid w:val="00CC4D9B"/>
+    <w:pPr>
+      <w:keepNext/>
+      <w:keepLines/>
+      <w:spacing w:before="40" w:after="0"/>
+      <w:outlineLvl w:val="2"/>
+    </w:pPr>
+    <w:rPr>
+      <w:rFonts w:asciiTheme="majorHAnsi" w:eastAsiaTheme="majorEastAsia" w:hAnsiTheme="majorHAnsi" w:cstheme="majorBidi"/>
+      <w:color w:val="243F60" w:themeColor="accent1" w:themeShade="7F"/>
+      <w:sz w:val="24"/>
+      <w:szCs w:val="24"/>
+    </w:rPr>
+  </w:style>
   <w:style w:type="character" w:default="1" w:styleId="DefaultParagraphFont">
     <w:name w:val="Default Paragraph Font"/>
     <w:uiPriority w:val="1"/>
@@ -1176,7 +3028,6 @@
     <w:basedOn w:val="Normal"/>
     <w:link w:val="HTMLPreformattedChar"/>
     <w:uiPriority w:val="99"/>
-    <w:semiHidden/>
     <w:unhideWhenUsed/>
     <w:rsid w:val="00D32F7A"/>
     <w:pPr>
@@ -1211,12 +3062,50 @@
     <w:basedOn w:val="DefaultParagraphFont"/>
     <w:link w:val="HTMLPreformatted"/>
     <w:uiPriority w:val="99"/>
-    <w:semiHidden/>
     <w:rsid w:val="00D32F7A"/>
     <w:rPr>
       <w:rFonts w:ascii="Courier New" w:eastAsia="Times New Roman" w:hAnsi="Courier New" w:cs="Courier New"/>
       <w:sz w:val="20"/>
       <w:szCs w:val="20"/>
+    </w:rPr>
+  </w:style>
+  <w:style w:type="character" w:customStyle="1" w:styleId="Heading2Char">
+    <w:name w:val="Heading 2 Char"/>
+    <w:basedOn w:val="DefaultParagraphFont"/>
+    <w:link w:val="Heading2"/>
+    <w:uiPriority w:val="9"/>
+    <w:semiHidden/>
+    <w:rsid w:val="006574EB"/>
+    <w:rPr>
+      <w:rFonts w:asciiTheme="majorHAnsi" w:eastAsiaTheme="majorEastAsia" w:hAnsiTheme="majorHAnsi" w:cstheme="majorBidi"/>
+      <w:color w:val="365F91" w:themeColor="accent1" w:themeShade="BF"/>
+      <w:sz w:val="26"/>
+      <w:szCs w:val="26"/>
+    </w:rPr>
+  </w:style>
+  <w:style w:type="paragraph" w:styleId="ListParagraph">
+    <w:name w:val="List Paragraph"/>
+    <w:basedOn w:val="Normal"/>
+    <w:uiPriority w:val="34"/>
+    <w:qFormat/>
+    <w:rsid w:val="00E80B3E"/>
+    <w:pPr>
+      <w:ind w:left="720"/>
+      <w:contextualSpacing/>
+    </w:pPr>
+  </w:style>
+  <w:style w:type="character" w:customStyle="1" w:styleId="Heading3Char">
+    <w:name w:val="Heading 3 Char"/>
+    <w:basedOn w:val="DefaultParagraphFont"/>
+    <w:link w:val="Heading3"/>
+    <w:uiPriority w:val="9"/>
+    <w:semiHidden/>
+    <w:rsid w:val="00CC4D9B"/>
+    <w:rPr>
+      <w:rFonts w:asciiTheme="majorHAnsi" w:eastAsiaTheme="majorEastAsia" w:hAnsiTheme="majorHAnsi" w:cstheme="majorBidi"/>
+      <w:color w:val="243F60" w:themeColor="accent1" w:themeShade="7F"/>
+      <w:sz w:val="24"/>
+      <w:szCs w:val="24"/>
     </w:rPr>
   </w:style>
 </w:styles>
